--- a/EE - Series/Foundations_Book1.docx
+++ b/EE - Series/Foundations_Book1.docx
@@ -269,7 +269,7 @@
         <w:spacing w:after="200" w:line="276"/>
       </w:pPr>
       <w:r>
-        <w:t xml:space="preserve">This book is the first of twenty-one, together covering the full breadth of electrical engineering from first principles through to its specialized and emerging edges. Each of the twenty-one books corresponds to one tier of a single master topic list, built so that each tier's material is gathered into one volume rather than scattered across a shelf of disconnected textbooks, and so that each book assumes only the books before it — never the ones after.</w:t>
+        <w:t>This book is the first of nine, together covering the full breadth of electrical engineering from first principles through to its specialized and emerging edges. Each of the nine books corresponds to one tier of a single master topic list, built so that each tier's material is gathered into one volume rather than scattered across a shelf of disconnected textbooks, and so that each book assumes only the books before it — never the ones after.</w:t>
       </w:r>
     </w:p>
     <w:p>
@@ -304,11 +304,7 @@
           </w:tcPr>
           <w:p>
             <w:r>
-              <w:rPr>
-                <w:b/>
-                <w:bCs/>
-              </w:rPr>
-              <w:t xml:space="preserve">Book</w:t>
+              <w:t>Book</w:t>
             </w:r>
           </w:p>
         </w:tc>
@@ -319,11 +315,7 @@
           </w:tcPr>
           <w:p>
             <w:r>
-              <w:rPr>
-                <w:b/>
-                <w:bCs/>
-              </w:rPr>
-              <w:t xml:space="preserve">Covers</w:t>
+              <w:t>Covers</w:t>
             </w:r>
           </w:p>
         </w:tc>
@@ -335,7 +327,7 @@
           </w:tcPr>
           <w:p>
             <w:r>
-              <w:t xml:space="preserve">1. Foundations</w:t>
+              <w:t>1. Foundations (this book)</w:t>
             </w:r>
           </w:p>
         </w:tc>
@@ -345,7 +337,7 @@
           </w:tcPr>
           <w:p>
             <w:r>
-              <w:t xml:space="preserve">This book — physics, mathematics, and circuit theory</w:t>
+              <w:t>Physics, mathematics, and circuit theory</w:t>
             </w:r>
           </w:p>
         </w:tc>
@@ -357,7 +349,7 @@
           </w:tcPr>
           <w:p>
             <w:r>
-              <w:t xml:space="preserve">2. Core Circuits and Components</w:t>
+              <w:t>2. Circuits, Components, and Control</w:t>
             </w:r>
           </w:p>
         </w:tc>
@@ -367,7 +359,7 @@
           </w:tcPr>
           <w:p>
             <w:r>
-              <w:t xml:space="preserve">Network and transient analysis, resistors/capacitors/inductors as real components</w:t>
+              <w:t>Analog and digital, op-amps, passives, the classical loop</w:t>
             </w:r>
           </w:p>
         </w:tc>
@@ -379,7 +371,7 @@
           </w:tcPr>
           <w:p>
             <w:r>
-              <w:t xml:space="preserve">3. Semiconductor Physics and Devices</w:t>
+              <w:t>3. Semiconductor Physics and Devices</w:t>
             </w:r>
           </w:p>
         </w:tc>
@@ -389,7 +381,7 @@
           </w:tcPr>
           <w:p>
             <w:r>
-              <w:t xml:space="preserve">Diodes, BJTs, MOSFETs, advanced materials, fabrication and packaging</w:t>
+              <w:t>Diodes, BJTs, MOSFETs, FinFET, compound semiconductors</w:t>
             </w:r>
           </w:p>
         </w:tc>
@@ -401,7 +393,7 @@
           </w:tcPr>
           <w:p>
             <w:r>
-              <w:t xml:space="preserve">4. RF and High-Frequency Engineering</w:t>
+              <w:t>4. RF, Microwave, and Antennas</w:t>
             </w:r>
           </w:p>
         </w:tc>
@@ -411,7 +403,7 @@
           </w:tcPr>
           <w:p>
             <w:r>
-              <w:t xml:space="preserve">Transmission lines, S-parameters, RF components and measurements</w:t>
+              <w:t>Matching, lines, microwave, mmWave, antennas</w:t>
             </w:r>
           </w:p>
         </w:tc>
@@ -423,7 +415,7 @@
           </w:tcPr>
           <w:p>
             <w:r>
-              <w:t xml:space="preserve">5. Noise and System Performance</w:t>
+              <w:t>5. Communications, Wireless, and SDR</w:t>
             </w:r>
           </w:p>
         </w:tc>
@@ -433,7 +425,7 @@
           </w:tcPr>
           <w:p>
             <w:r>
-              <w:t xml:space="preserve">Thermal, shot, and flicker noise; noise figure; SNR and BER</w:t>
+              <w:t>Modulation, band plans, DSP and software radio</w:t>
             </w:r>
           </w:p>
         </w:tc>
@@ -445,7 +437,7 @@
           </w:tcPr>
           <w:p>
             <w:r>
-              <w:t xml:space="preserve">6. Modulation and Communication Theory</w:t>
+              <w:t>6. Transceivers and High-Power RF</w:t>
             </w:r>
           </w:p>
         </w:tc>
@@ -455,7 +447,7 @@
           </w:tcPr>
           <w:p>
             <w:r>
-              <w:t xml:space="preserve">AM/FM/PM, digital modulation, coding, Shannon capacity</w:t>
+              <w:t>Noise, PLL, PAs, combiners, radar</w:t>
             </w:r>
           </w:p>
         </w:tc>
@@ -467,7 +459,7 @@
           </w:tcPr>
           <w:p>
             <w:r>
-              <w:t xml:space="preserve">7. PLL and Frequency Synthesis</w:t>
+              <w:t>7. EMC, Simulation, and Test</w:t>
             </w:r>
           </w:p>
         </w:tc>
@@ -477,7 +469,7 @@
           </w:tcPr>
           <w:p>
             <w:r>
-              <w:t xml:space="preserve">Phase detectors, loop filters, VCOs, frequency synthesizers</w:t>
+              <w:t>Emissions, immunity, solvers, the accredited lab</w:t>
             </w:r>
           </w:p>
         </w:tc>
@@ -489,7 +481,7 @@
           </w:tcPr>
           <w:p>
             <w:r>
-              <w:t xml:space="preserve">8. Microwave Engineering (1–30 GHz)</w:t>
+              <w:t>8. Power and Energy</w:t>
             </w:r>
           </w:p>
         </w:tc>
@@ -499,7 +491,7 @@
           </w:tcPr>
           <w:p>
             <w:r>
-              <w:t xml:space="preserve">Waveguides, resonators, microstrip and stripline design</w:t>
+              <w:t>Regulators, magnetics, the grid, the rack</w:t>
             </w:r>
           </w:p>
         </w:tc>
@@ -511,7 +503,7 @@
           </w:tcPr>
           <w:p>
             <w:r>
-              <w:t xml:space="preserve">9. mmWave Engineering (30–300 GHz)</w:t>
+              <w:t>9. Packaging, Layout, and Emerging</w:t>
             </w:r>
           </w:p>
         </w:tc>
@@ -521,271 +513,7 @@
           </w:tcPr>
           <w:p>
             <w:r>
-              <w:t xml:space="preserve">Propagation, packaging, phased arrays, 5G/6G systems</w:t>
-            </w:r>
-          </w:p>
-        </w:tc>
-      </w:tr>
-      <w:tr>
-        <w:tc>
-          <w:tcPr>
-            <w:tcW w:type="dxa" w:w="4500"/>
-          </w:tcPr>
-          <w:p>
-            <w:r>
-              <w:t xml:space="preserve">10. Antennas and Radiation</w:t>
-            </w:r>
-          </w:p>
-        </w:tc>
-        <w:tc>
-          <w:tcPr>
-            <w:tcW w:type="dxa" w:w="4500"/>
-          </w:tcPr>
-          <w:p>
-            <w:r>
-              <w:t xml:space="preserve">Antenna theory, radiation patterns, antenna simulation tools</w:t>
-            </w:r>
-          </w:p>
-        </w:tc>
-      </w:tr>
-      <w:tr>
-        <w:tc>
-          <w:tcPr>
-            <w:tcW w:type="dxa" w:w="4500"/>
-          </w:tcPr>
-          <w:p>
-            <w:r>
-              <w:t xml:space="preserve">11. EMC, EMI, and Emissions</w:t>
-            </w:r>
-          </w:p>
-        </w:tc>
-        <w:tc>
-          <w:tcPr>
-            <w:tcW w:type="dxa" w:w="4500"/>
-          </w:tcPr>
-          <w:p>
-            <w:r>
-              <w:t xml:space="preserve">Conducted and radiated emissions, shielding, regulatory standards</w:t>
-            </w:r>
-          </w:p>
-        </w:tc>
-      </w:tr>
-      <w:tr>
-        <w:tc>
-          <w:tcPr>
-            <w:tcW w:type="dxa" w:w="4500"/>
-          </w:tcPr>
-          <w:p>
-            <w:r>
-              <w:t xml:space="preserve">12. Wireless Systems and Protocols</w:t>
-            </w:r>
-          </w:p>
-        </w:tc>
-        <w:tc>
-          <w:tcPr>
-            <w:tcW w:type="dxa" w:w="4500"/>
-          </w:tcPr>
-          <w:p>
-            <w:r>
-              <w:t xml:space="preserve">Wi-Fi, Bluetooth, cellular architecture, MIMO systems</w:t>
-            </w:r>
-          </w:p>
-        </w:tc>
-      </w:tr>
-      <w:tr>
-        <w:tc>
-          <w:tcPr>
-            <w:tcW w:type="dxa" w:w="4500"/>
-          </w:tcPr>
-          <w:p>
-            <w:r>
-              <w:t xml:space="preserve">13. Radar Systems</w:t>
-            </w:r>
-          </w:p>
-        </w:tc>
-        <w:tc>
-          <w:tcPr>
-            <w:tcW w:type="dxa" w:w="4500"/>
-          </w:tcPr>
-          <w:p>
-            <w:r>
-              <w:t xml:space="preserve">Pulsed, CW, and FMCW radar; SAR; automotive radar</w:t>
-            </w:r>
-          </w:p>
-        </w:tc>
-      </w:tr>
-      <w:tr>
-        <w:tc>
-          <w:tcPr>
-            <w:tcW w:type="dxa" w:w="4500"/>
-          </w:tcPr>
-          <w:p>
-            <w:r>
-              <w:t xml:space="preserve">14. DSP and Software-Defined Radio</w:t>
-            </w:r>
-          </w:p>
-        </w:tc>
-        <w:tc>
-          <w:tcPr>
-            <w:tcW w:type="dxa" w:w="4500"/>
-          </w:tcPr>
-          <w:p>
-            <w:r>
-              <w:t xml:space="preserve">Sampling, digital filters, the FFT, SDR platforms</w:t>
-            </w:r>
-          </w:p>
-        </w:tc>
-      </w:tr>
-      <w:tr>
-        <w:tc>
-          <w:tcPr>
-            <w:tcW w:type="dxa" w:w="4500"/>
-          </w:tcPr>
-          <w:p>
-            <w:r>
-              <w:t xml:space="preserve">15. Power and Energy</w:t>
-            </w:r>
-          </w:p>
-        </w:tc>
-        <w:tc>
-          <w:tcPr>
-            <w:tcW w:type="dxa" w:w="4500"/>
-          </w:tcPr>
-          <w:p>
-            <w:r>
-              <w:t xml:space="preserve">Power systems, transformers, three-phase systems, renewables</w:t>
-            </w:r>
-          </w:p>
-        </w:tc>
-      </w:tr>
-      <w:tr>
-        <w:tc>
-          <w:tcPr>
-            <w:tcW w:type="dxa" w:w="4500"/>
-          </w:tcPr>
-          <w:p>
-            <w:r>
-              <w:t xml:space="preserve">16. Control and Automation</w:t>
-            </w:r>
-          </w:p>
-        </w:tc>
-        <w:tc>
-          <w:tcPr>
-            <w:tcW w:type="dxa" w:w="4500"/>
-          </w:tcPr>
-          <w:p>
-            <w:r>
-              <w:t xml:space="preserve">Feedback systems, stability, PID control, robotics</w:t>
-            </w:r>
-          </w:p>
-        </w:tc>
-      </w:tr>
-      <w:tr>
-        <w:tc>
-          <w:tcPr>
-            <w:tcW w:type="dxa" w:w="4500"/>
-          </w:tcPr>
-          <w:p>
-            <w:r>
-              <w:t xml:space="preserve">17. Oscillators, Modulators, and Transceivers</w:t>
-            </w:r>
-          </w:p>
-        </w:tc>
-        <w:tc>
-          <w:tcPr>
-            <w:tcW w:type="dxa" w:w="4500"/>
-          </w:tcPr>
-          <w:p>
-            <w:r>
-              <w:t xml:space="preserve">Oscillator topologies, receiver architectures, power-amplifier techniques</w:t>
-            </w:r>
-          </w:p>
-        </w:tc>
-      </w:tr>
-      <w:tr>
-        <w:tc>
-          <w:tcPr>
-            <w:tcW w:type="dxa" w:w="4500"/>
-          </w:tcPr>
-          <w:p>
-            <w:r>
-              <w:t xml:space="preserve">18. Technologies, Layout, and Packaging</w:t>
-            </w:r>
-          </w:p>
-        </w:tc>
-        <w:tc>
-          <w:tcPr>
-            <w:tcW w:type="dxa" w:w="4500"/>
-          </w:tcPr>
-          <w:p>
-            <w:r>
-              <w:t xml:space="preserve">PCB design, high-speed layout, substrates, advanced packaging</w:t>
-            </w:r>
-          </w:p>
-        </w:tc>
-      </w:tr>
-      <w:tr>
-        <w:tc>
-          <w:tcPr>
-            <w:tcW w:type="dxa" w:w="4500"/>
-          </w:tcPr>
-          <w:p>
-            <w:r>
-              <w:t xml:space="preserve">19. Simulation Tools and Methods</w:t>
-            </w:r>
-          </w:p>
-        </w:tc>
-        <w:tc>
-          <w:tcPr>
-            <w:tcW w:type="dxa" w:w="4500"/>
-          </w:tcPr>
-          <w:p>
-            <w:r>
-              <w:t xml:space="preserve">SPICE, ADS, HFSS, CST, and circuit/EM co-simulation</w:t>
-            </w:r>
-          </w:p>
-        </w:tc>
-      </w:tr>
-      <w:tr>
-        <w:tc>
-          <w:tcPr>
-            <w:tcW w:type="dxa" w:w="4500"/>
-          </w:tcPr>
-          <w:p>
-            <w:r>
-              <w:t xml:space="preserve">20. Debug and Validation</w:t>
-            </w:r>
-          </w:p>
-        </w:tc>
-        <w:tc>
-          <w:tcPr>
-            <w:tcW w:type="dxa" w:w="4500"/>
-          </w:tcPr>
-          <w:p>
-            <w:r>
-              <w:t xml:space="preserve">Oscilloscope, spectrum analyzer, and VNA debugging; failure analysis</w:t>
-            </w:r>
-          </w:p>
-        </w:tc>
-      </w:tr>
-      <w:tr>
-        <w:tc>
-          <w:tcPr>
-            <w:tcW w:type="dxa" w:w="4500"/>
-          </w:tcPr>
-          <w:p>
-            <w:r>
-              <w:t xml:space="preserve">21. Emerging Technologies</w:t>
-            </w:r>
-          </w:p>
-        </w:tc>
-        <w:tc>
-          <w:tcPr>
-            <w:tcW w:type="dxa" w:w="4500"/>
-          </w:tcPr>
-          <w:p>
-            <w:r>
-              <w:t xml:space="preserve">6G, terahertz electronics, quantum devices, photonics, AI-driven RF design</w:t>
+              <w:t>Boards, packages, 2026 compute, robots, MEMS</w:t>
             </w:r>
           </w:p>
         </w:tc>
@@ -814,11 +542,9 @@
           <w:b/>
           <w:bCs/>
         </w:rPr>
-        <w:t xml:space="preserve">You do not need the other twenty books to use this one.</w:t>
-      </w:r>
-      <w:r>
-        <w:t xml:space="preserve"> This book, and each book after it, is written to stand on its own given its stated prerequisites — almost always just the books before it in the list above. Treat the table as a map of where you have been and where a given later interest can take you, not as a syllabus you must complete in order.</w:t>
-      </w:r>
+        <w:t>You do not need the other eight books to use this one. This book, and each book after it, is written to stand on its own given its stated prerequisites — almost always just the books before it in the list above. Treat the table as a map of where you have been and where a given later interest can take you, not as a syllabus you must complete in order.</w:t>
+      </w:r>
+      <w:r/>
     </w:p>
     <w:p>
       <w:r>

--- a/EE - Series/Foundations_Book1.docx
+++ b/EE - Series/Foundations_Book1.docx
@@ -269,7 +269,7 @@
         <w:spacing w:after="200" w:line="276"/>
       </w:pPr>
       <w:r>
-        <w:t>This book is the first of nine, together covering the full breadth of electrical engineering from first principles through to its specialized and emerging edges. Each of the nine books corresponds to one tier of a single master topic list, built so that each tier's material is gathered into one volume rather than scattered across a shelf of disconnected textbooks, and so that each book assumes only the books before it — never the ones after.</w:t>
+        <w:t>This book is the first of seven, together covering the full breadth of electrical engineering from first principles through to its specialized and emerging edges. Each of the seven books corresponds to one tier of a single master topic list, built so that each tier's material is gathered into one volume rather than scattered across a shelf of disconnected textbooks, and so that each book assumes only the books before it — never the ones after.</w:t>
       </w:r>
     </w:p>
     <w:p>
@@ -393,7 +393,7 @@
           </w:tcPr>
           <w:p>
             <w:r>
-              <w:t>4. RF, Microwave, and Antennas</w:t>
+              <w:t>4. RF, Microwave, and Transceivers</w:t>
             </w:r>
           </w:p>
         </w:tc>
@@ -403,7 +403,7 @@
           </w:tcPr>
           <w:p>
             <w:r>
-              <w:t>Matching, lines, microwave, mmWave, antennas</w:t>
+              <w:t>Lines, matching, antennas, PAs, receivers, PLLs, radar</w:t>
             </w:r>
           </w:p>
         </w:tc>
@@ -437,7 +437,7 @@
           </w:tcPr>
           <w:p>
             <w:r>
-              <w:t>6. Transceivers and High-Power RF</w:t>
+              <w:t>6. Power and Energy</w:t>
             </w:r>
           </w:p>
         </w:tc>
@@ -447,7 +447,7 @@
           </w:tcPr>
           <w:p>
             <w:r>
-              <w:t>Noise, PLL, PAs, combiners, radar</w:t>
+              <w:t>Regulators, magnetics, the grid, the rack</w:t>
             </w:r>
           </w:p>
         </w:tc>
@@ -459,7 +459,7 @@
           </w:tcPr>
           <w:p>
             <w:r>
-              <w:t>7. EMC, Simulation, and Test</w:t>
+              <w:t>7. Packaging, Layout, EMC, and Test</w:t>
             </w:r>
           </w:p>
         </w:tc>
@@ -469,51 +469,7 @@
           </w:tcPr>
           <w:p>
             <w:r>
-              <w:t>Emissions, immunity, solvers, the accredited lab</w:t>
-            </w:r>
-          </w:p>
-        </w:tc>
-      </w:tr>
-      <w:tr>
-        <w:tc>
-          <w:tcPr>
-            <w:tcW w:type="dxa" w:w="4500"/>
-          </w:tcPr>
-          <w:p>
-            <w:r>
-              <w:t>8. Power and Energy</w:t>
-            </w:r>
-          </w:p>
-        </w:tc>
-        <w:tc>
-          <w:tcPr>
-            <w:tcW w:type="dxa" w:w="4500"/>
-          </w:tcPr>
-          <w:p>
-            <w:r>
-              <w:t>Regulators, magnetics, the grid, the rack</w:t>
-            </w:r>
-          </w:p>
-        </w:tc>
-      </w:tr>
-      <w:tr>
-        <w:tc>
-          <w:tcPr>
-            <w:tcW w:type="dxa" w:w="4500"/>
-          </w:tcPr>
-          <w:p>
-            <w:r>
-              <w:t>9. Packaging, Layout, and Emerging</w:t>
-            </w:r>
-          </w:p>
-        </w:tc>
-        <w:tc>
-          <w:tcPr>
-            <w:tcW w:type="dxa" w:w="4500"/>
-          </w:tcPr>
-          <w:p>
-            <w:r>
-              <w:t>Boards, packages, 2026 compute, robots, MEMS</w:t>
+              <w:t>Boards, packages, cooling, emissions, the accredited lab, robots</w:t>
             </w:r>
           </w:p>
         </w:tc>
@@ -542,7 +498,7 @@
           <w:b/>
           <w:bCs/>
         </w:rPr>
-        <w:t>You do not need the other eight books to use this one. This book, and each book after it, is written to stand on its own given its stated prerequisites — almost always just the books before it in the list above. Treat the table as a map of where you have been and where a given later interest can take you, not as a syllabus you must complete in order.</w:t>
+        <w:t>You do not need the other six books to use this one. This book, and each book after it, is written to stand on its own given its stated prerequisites — almost always just the books before it in the list above. Treat the table as a map of where you have been and where a given later interest can take you, not as a syllabus you must complete in order.</w:t>
       </w:r>
       <w:r/>
     </w:p>
@@ -1097,7 +1053,7 @@
         <w:t xml:space="preserve">Charge is conserved.</w:t>
       </w:r>
       <w:r>
-        <w:t xml:space="preserve"> The total charge in an isolated system never changes. Charge can move from one object to another, and positive and negative charge can be created or destroyed together in equal amounts (as happens in particle physics), but the net total is always constant. This single fact underlies Kirchhoff's current law, which you will meet in the circuit-theory volume of this series.</w:t>
+        <w:t xml:space="preserve"> The total charge in an isolated system never changes. Charge can move from one object to another, and positive and negative charge can be created or destroyed together in equal amounts (as happens in particle physics), but the net total is always constant. This single fact underlies Kirchhoff's current law, which you will meet in Part III of this book (Chapter 27).</w:t>
       </w:r>
     </w:p>
     <w:p>
@@ -1114,7 +1070,7 @@
         <w:spacing w:after="200" w:line="276"/>
       </w:pPr>
       <w:r>
-        <w:t xml:space="preserve">The SI unit of charge is the coulomb (C), defined operationally through electric current: one coulomb is the charge transported past a point by a steady current of one ampere flowing for one second. This means the coulomb is a derived unit, defined in terms of the ampere rather than the other way around — a historical quirk that traces back to how electrical measurements were first standardized using the forces between current-carrying wires, not by counting individual charges.</w:t>
+        <w:t xml:space="preserve">The SI unit of charge is the coulomb (C), defined operationally through electric current: one coulomb is the charge transported past a point by a steady current of one ampere — informally, roughly the current a bright flashlight bulb draws; the formal definition waits until Chapter 7 — flowing for one second. This means the coulomb is a derived unit, defined in terms of the ampere rather than the other way around — a historical quirk that traces back to how electrical measurements were first standardized using the forces between current-carrying wires, not by counting individual charges.</w:t>
       </w:r>
     </w:p>
     <w:p>
@@ -1223,7 +1179,7 @@
         <w:spacing w:after="100"/>
       </w:pPr>
       <w:r>
-        <w:t xml:space="preserve">Charging by induction: bringing a charged object near a neutral conductor, without touching it, causes the conductor's own free electrons to redistribute — piling up on the near side if the inducing charge is positive, leaving a net positive region on the far side. Grounding the far side while the inducing charge is still present, then removing the ground and finally the inducing charge, leaves the conductor with a net charge opposite in sign to the one that induced it.</w:t>
+        <w:t xml:space="preserve">Charging by induction: bringing a charged object near a neutral conductor, without touching it, causes the conductor's own free electrons to redistribute — piling up on the near side if the inducing charge is positive, leaving a net positive region on the far side. Grounding the far side — connecting it by a wire to the earth, or to any large neutral body, giving surplus electrons somewhere to drain to or be drawn from — while the inducing charge is still present, then removing the ground and finally the inducing charge, leaves the conductor with a net charge opposite in sign to the one that induced it.</w:t>
       </w:r>
     </w:p>
     <w:p>
@@ -1370,7 +1326,47 @@
         <w:spacing w:after="200" w:line="276"/>
       </w:pPr>
       <w:r>
-        <w:t xml:space="preserve">Charles-Augustin de Coulomb established experimentally, in 1785, exactly how the force between two point charges depends on their charge and their separation, using a delicate torsion balance sensitive enough to measure forces far smaller than the weight of the charged spheres themselves. Coulomb's law states that the magnitude of the electric force between two point charges is proportional to the product of the charges and inversely proportional to the square of the distance between them:</w:t>
+        <w:t xml:space="preserve">The charged balloon from Chapter 1 does more than stick to the ceiling. Bring a second charged balloon near it and, depending on how each one was charged, they either swing apart or pull together — the same electric force that stuck the first balloon to the ceiling, now acting between two balloons instead of one. Move the two balloons further apart and the push, or pull, visibly weakens; bring them closer and it visibly strengthens.</w:t>
+      </w:r>
+    </w:p>
+    <w:p>
+      <w:pPr>
+        <w:spacing w:after="200" w:line="276"/>
+      </w:pPr>
+      <w:r>
+        <w:t xml:space="preserve">By how much, though? Twice the distance — is the push half as strong, a quarter, an eighth? Nothing about rubbing two balloons and feeling them push apart tells you the answer. A feel for “weaker further away” is not the same as a number that lets you predict a force you have not yet measured, and predicting exact forces, not just their direction, is what makes a chapter like this one worth having.</w:t>
+      </w:r>
+    </w:p>
+    <w:p>
+      <w:pPr>
+        <w:spacing w:after="200" w:line="276"/>
+      </w:pPr>
+      <w:r>
+        <w:t xml:space="preserve">The honest obstacle is that answering this needs an actual measurement, and the force between two everyday charged objects is far too small to feel by hand or register on any ordinary scale. You cannot rest two charged balloons against a bathroom scale and read off the push in newtons; whatever is pushing them apart is real, but it sits far below what your hands or an ordinary instrument can detect directly.</w:t>
+      </w:r>
+    </w:p>
+    <w:p>
+      <w:pPr>
+        <w:spacing w:after="200" w:line="276"/>
+      </w:pPr>
+      <w:r>
+        <w:t xml:space="preserve">The way round it is to trade a force too small to feel for a twist too small to miss. Hang a light rod from one end of a long, thin fiber, so that even a very gentle sideways push on the far end of the rod visibly twists the fiber — the thinner and longer the fiber, the more even a tiny force winds it. Fix a charged object to that end of the rod, bring a second charged object near it without touching, and the amount of twist, converted back into a force through how stiff the fiber is separately known to be, gives a real number for a push far too small to feel by hand.</w:t>
+      </w:r>
+    </w:p>
+    <w:p>
+      <w:pPr>
+        <w:spacing w:after="200" w:line="276"/>
+      </w:pPr>
+      <w:r>
+        <w:t xml:space="preserve">Do this carefully at several separations, with the same two charges each time, and a clean pattern falls out. Two charges of +1.0 µC, 10 cm apart, push each other with a force of about 0.90 N. Move them to 20 cm apart — twice the separation — and the force drops to about 0.22 N, roughly a quarter of what it was. Move them to 30 cm — three times the original separation — and the force drops further, to about 0.10 N, roughly a ninth of the original.</w:t>
+      </w:r>
+    </w:p>
+    <w:p>
+      <w:pPr>
+        <w:spacing w:after="200" w:line="276"/>
+      </w:pPr>
+      <w:r>
+        <w:t xml:space="preserve">Notice what the numbers never do: they never fall in proportion to the distance itself. Doubling the separation quarters the force; tripling it cuts the force to a ninth — the force is falling as the square of the distance, not the distance itself. Charles-Augustin de Coulomb measured exactly this relationship in 1785, using precisely the twisting-fiber trick above, sensitive enough to catch forces far smaller than the weight of the charged spheres producing them. The result is Coulomb's law: the electric force between two point charges is proportional to the product of the charges and inversely proportional to the square of the distance between them:</w:t>
       </w:r>
     </w:p>
     <w:p>
@@ -1455,7 +1451,7 @@
         <w:spacing w:after="200" w:line="276"/>
       </w:pPr>
       <w:r>
-        <w:t xml:space="preserve">The force is directed along the line connecting the two charges. If the charges have the same sign, the force is repulsive; if opposite, attractive. This is a vector equation in disguise — writing it as a magnitude is convenient, but you must always track direction separately, especially once more than two charges are involved.</w:t>
+        <w:t xml:space="preserve">The force is directed along the line connecting the two charges. If the charges have the same sign, the force is repulsive; if opposite, attractive. This is a vector equation in disguise — vector, meaning a quantity carrying both a size and a direction, unlike the plain numbers used so far — writing it as a magnitude is convenient, but you must always track direction separately, especially once more than two charges are involved.</w:t>
       </w:r>
     </w:p>
     <w:p>
@@ -1879,7 +1875,39 @@
         <w:spacing w:after="200" w:line="276"/>
       </w:pPr>
       <w:r>
-        <w:t xml:space="preserve">Coulomb's law describes a force between two charges, but it leaves an uncomfortable question hanging: how does one charge “know” the other is there, especially across empty space, with no visible connection between them? The field concept resolves this by proposing that a charge does not reach out and grab a second charge directly. Instead, every charge alters the space around it, creating a condition — the electric field — that exists whether or not a second charge happens to be present to feel it. A second charge, placed anywhere in that altered space, simply responds to the local field at its own location.</w:t>
+        <w:t xml:space="preserve">Rub a balloon on your hair, as in Chapter 1, and bring it near a second balloon charged the same way: they push apart, and Coulomb's law from Chapter 2 says exactly how hard. Bring in a third balloon. A fourth. Coulomb's law still handles every pair, one at a time — but nothing in it describes the empty patch of air in the middle of the room, the spot where no balloon happens to be floating yet. Ask what force acts there and the question has no subject: a force is something one charged object exerts on another, and an empty point in space is not an object.</w:t>
+      </w:r>
+    </w:p>
+    <w:p>
+      <w:pPr>
+        <w:spacing w:after="200" w:line="276"/>
+      </w:pPr>
+      <w:r>
+        <w:t xml:space="preserve">So the question has to change. Not “what force acts on this balloon,” which only makes sense once a balloon is actually there, but “what is the condition of that empty spot, ready and waiting, before any balloon arrives to feel it?” Coulomb's law cannot answer that on its own terms: it names two charges and falls silent about everywhere else. Whatever answer works has to live at points that, for the moment, hold no charge at all.</w:t>
+      </w:r>
+    </w:p>
+    <w:p>
+      <w:pPr>
+        <w:spacing w:after="200" w:line="276"/>
+      </w:pPr>
+      <w:r>
+        <w:t xml:space="preserve">The way around it looks almost too simple to be the whole story, and turns out to be exactly that. Stop asking the empty point to supply a force on its own. Ask it instead for a readiness — a number saying how hard a charge would be pushed if one were placed there, without yet committing to how big that charge is. Bring a small test charge to the point, measure the force it feels, and divide the force by the size of the charge.</w:t>
+      </w:r>
+    </w:p>
+    <w:p>
+      <w:pPr>
+        <w:spacing w:after="200" w:line="276"/>
+      </w:pPr>
+      <w:r>
+        <w:t xml:space="preserve">Try it with an ever-smaller test charge, near a fixed source charge of +8.0 nC, 5.0 cm away. Shrink the test charge by a factor of ten at each step — 1.0 nC, then 0.10 nC, then 0.010 nC, then 0.0010 nC — and the force it feels shrinks by that same factor of ten each time: about 2.9×10⁻⁵ N, then 2.9×10⁻⁶ N, then 2.9×10⁻⁷ N, then 2.9×10⁻⁸ N. Divide each force by its own test charge, though, and the factor of ten cancels every time: all four pairs give the same quotient, about 2.9×10⁴ N/C.</w:t>
+      </w:r>
+    </w:p>
+    <w:p>
+      <w:pPr>
+        <w:spacing w:after="200" w:line="276"/>
+      </w:pPr>
+      <w:r>
+        <w:t xml:space="preserve">Notice what that quotient never does: it never depends on which test charge produced it. Whatever fixes that number is a property of the point itself — 5.0 cm from that particular source charge — a readiness sitting there whether or not a test charge happens to be at that point to notice it.</w:t>
       </w:r>
     </w:p>
     <w:p>
@@ -1904,7 +1932,7 @@
         <w:spacing w:after="200" w:line="276"/>
       </w:pPr>
       <w:r>
-        <w:t xml:space="preserve">The electric field at a point in space is defined operationally: place a small positive “test charge” q₀ at that point, measure the force F on it, and divide by q₀.</w:t>
+        <w:t xml:space="preserve">That readiness has a name: the electric field. It is exactly what the previous section's quotient was already computing, defined operationally: place a small positive “test charge” q₀ at a point, measure the force F on it, and divide by q₀.</w:t>
       </w:r>
     </w:p>
     <w:p>
@@ -2312,7 +2340,39 @@
         <w:spacing w:after="200" w:line="276"/>
       </w:pPr>
       <w:r>
-        <w:t xml:space="preserve">Electric flux is a measure of how much electric field “flows through” a surface — the field-line-counting intuition from Chapter 3, made precise. For a flat surface of area A in a uniform field E, with the surface oriented so its normal (the perpendicular direction) makes angle θ with the field, the flux is:</w:t>
+        <w:t xml:space="preserve">Hold a window screen out in falling rain, facing the rain squarely, and count how many drops pass through it in a few seconds. Now tilt the same screen, in the same rain, so it faces more sideways: fewer drops get through, even though the rain itself has not changed at all — only how squarely the screen meets it has. Tilt the screen far enough, edge-on to the rain, and essentially no drops pass through it, however heavy the actual rainfall.</w:t>
+      </w:r>
+    </w:p>
+    <w:p>
+      <w:pPr>
+        <w:spacing w:after="200" w:line="276"/>
+      </w:pPr>
+      <w:r>
+        <w:t xml:space="preserve">So a useful measure of “how much rain gets through” cannot be just the rain’s intensity, or just the screen’s size — it has to combine how heavy the rain is, how large the screen is, and how squarely the screen faces it. Electric field lines behave exactly the same way: a surface sitting in a field has no way around dealing with its own tilt, once the field is actually there to pass through it.</w:t>
+      </w:r>
+    </w:p>
+    <w:p>
+      <w:pPr>
+        <w:spacing w:after="200" w:line="276"/>
+      </w:pPr>
+      <w:r>
+        <w:t xml:space="preserve">Electric flux is exactly that combined measure: how much field passes through a given surface, once the surface’s own orientation is accounted for. A flat surface facing squarely into a field gets the full effect; the same surface tilted gets less, scaled down by the same cosine factor a tilted rain-screen would use.</w:t>
+      </w:r>
+    </w:p>
+    <w:p>
+      <w:pPr>
+        <w:spacing w:after="200" w:line="276"/>
+      </w:pPr>
+      <w:r>
+        <w:t xml:space="preserve">A uniform field of 100 N/C passing through a flat surface of area 0.50 m², facing the field squarely, carries a flux of 50 N·m²/C. Tilt that same surface to 60° from facing the field, and the flux drops to 25 N·m²/C — exactly half. Tilt it all the way to 90°, edge-on to the field, and the flux drops to zero, however strong the field actually is.</w:t>
+      </w:r>
+    </w:p>
+    <w:p>
+      <w:pPr>
+        <w:spacing w:after="200" w:line="276"/>
+      </w:pPr>
+      <w:r>
+        <w:t xml:space="preserve">That combined quantity — field strength times area times the cosine of the tilt angle — is the electric flux through the surface, the field-line-counting intuition from Chapter 3 made precise. For a flat surface of area A in a uniform field E, with the surface oriented so its normal (the perpendicular direction) makes angle θ with the field, the flux is:</w:t>
       </w:r>
     </w:p>
     <w:p>
@@ -2355,7 +2415,7 @@
         <w:spacing w:after="200" w:line="276"/>
       </w:pPr>
       <w:r>
-        <w:t xml:space="preserve">Gauss's law states that the total electric flux through any closed surface is proportional to the net charge enclosed by that surface:</w:t>
+        <w:t xml:space="preserve">Here is the genuinely surprising payoff of building flux this carefully: wrap any closed surface, any shape at all, entirely around a charge, and add up the flux through every part of it — bulges, dents, and all — and the total depends on nothing except how much charge is trapped inside. Move the charge around inside the surface, and the total is unchanged. Change the surface's shape while keeping the same charge inside, and the total is unchanged again. Gauss's law states this precisely: the total electric flux through any closed surface is proportional to the net charge enclosed by that surface:</w:t>
       </w:r>
     </w:p>
     <w:p>
@@ -2892,7 +2952,39 @@
         <w:spacing w:after="200" w:line="276"/>
       </w:pPr>
       <w:r>
-        <w:t xml:space="preserve">Just as the electric field is the force per unit charge, electric potential is the potential energy per unit charge:</w:t>
+        <w:t xml:space="preserve">Every battery has a number printed on it — 1.5 V for an AA cell, 9 V for the boxy rectangular kind, 12 V for a car battery. That number gets used constantly without most people ever asking what it actually measures. It cannot be a raw measure of how much energy the battery can deliver in total: a huge battery pack and a single AA cell can both be labeled 9 V, even though the pack can clearly do far more total work before it runs flat.</w:t>
+      </w:r>
+    </w:p>
+    <w:p>
+      <w:pPr>
+        <w:spacing w:after="200" w:line="276"/>
+      </w:pPr>
+      <w:r>
+        <w:t xml:space="preserve">Total capacity, then, is not what that number on the label measures. What it captures instead is something else: for each individual bit of charge the battery pushes around a circuit, how hard is that particular push? A raw quantity like total stored energy tangles together two separate things — how much charge got moved, and how hard each unit of it was pushed — and there is no way to pull those two apart just by looking at one lump energy figure.</w:t>
+      </w:r>
+    </w:p>
+    <w:p>
+      <w:pPr>
+        <w:spacing w:after="200" w:line="276"/>
+      </w:pPr>
+      <w:r>
+        <w:t xml:space="preserve">The way to separate them is the same move Chapter 3 made for force: stop asking for the total, and divide by however much charge is actually involved. Take the energy a battery delivers while moving some amount of charge around a circuit, and divide that energy by the charge that moved.</w:t>
+      </w:r>
+    </w:p>
+    <w:p>
+      <w:pPr>
+        <w:spacing w:after="200" w:line="276"/>
+      </w:pPr>
+      <w:r>
+        <w:t xml:space="preserve">A 9 V battery moving 1.0 C of charge around a circuit does 9.0 J of work — checkable straight from the definition, since 9 V literally means 9 joules per coulomb. Move only 0.10 C instead, and the work drops to 0.90 J: ten times less charge, ten times less energy. Divide the work by the charge moved in each case, though, and both give back 9.0 J/C. Move 0.010 C, and the work drops again, to 0.090 J — but divide, and the quotient is still 9.0 J/C.</w:t>
+      </w:r>
+    </w:p>
+    <w:p>
+      <w:pPr>
+        <w:spacing w:after="200" w:line="276"/>
+      </w:pPr>
+      <w:r>
+        <w:t xml:space="preserve">That fixed quotient — energy delivered per unit charge moved — is the electric potential, more commonly called voltage, and it is a property of the battery (or, more precisely, of the two points it connects), not of however much charge happens to pass through it on a given occasion. Written as a general definition, electric potential is the potential energy per unit charge:</w:t>
       </w:r>
     </w:p>
     <w:p>
@@ -3109,7 +3201,7 @@
         <w:spacing w:after="200" w:line="276"/>
       </w:pPr>
       <w:r>
-        <w:t xml:space="preserve">This right-angle relationship is a genuinely useful sketching tool: given a diagram of field lines for some charge distribution, you can sketch a reasonable set of equipotential contours simply by drawing curves everywhere perpendicular to the field lines you already have, and vice versa. Topographic maps use exactly this relationship, incidentally, with contour lines of constant elevation (the gravitational analogue of equipotentials) always running perpendicular to the direction water would actually flow downhill.</w:t>
+        <w:t xml:space="preserve">This right-angle relationship is a genuinely useful sketching tool: given a diagram of field lines for some charge distribution, you can sketch a reasonable set of equipotential contours simply by drawing curves everywhere perpendicular to the field lines you already have, and vice versa. Topographic maps use exactly this relationship, incidentally, with contour lines of constant elevation (the gravitational analog of equipotentials) always running perpendicular to the direction water would actually flow downhill.</w:t>
       </w:r>
     </w:p>
     <w:p>
@@ -3325,7 +3417,31 @@
         <w:spacing w:after="200" w:line="276"/>
       </w:pPr>
       <w:r>
-        <w:t xml:space="preserve">Any two conductors separated by an insulator (or vacuum) form a capacitor: place equal and opposite charges +Q and −Q on the two conductors, and a potential difference V develops between them. Capacitance is defined as the ratio of charge to voltage:</w:t>
+        <w:t xml:space="preserve">Pour water into a narrow glass and the level climbs fast, rising noticeably after just a cupful. Pour the same cupful into a wide bucket instead, and the level barely moves — the same amount of water produces a much smaller rise. Charging an isolated conductor works the same way: add some charge and a voltage develops, resisting whatever charge you try to add next. Not every conductor resists equally, though — a large one accepts a great deal of charge before its voltage climbs noticeably, while a small one's voltage rises almost from the first bit of charge added.</w:t>
+      </w:r>
+    </w:p>
+    <w:p>
+      <w:pPr>
+        <w:spacing w:after="200" w:line="276"/>
+      </w:pPr>
+      <w:r>
+        <w:t xml:space="preserve">Neither the charge on a device nor the voltage it has reached, taken alone, actually characterizes it — either number by itself describes only a single passing moment. The same 100 V could sit across a pair of conductors holding a tiny charge or an enormous one, entirely depending on which conductors they are. What does characterize the device, the way the glass's narrowness or the bucket's width characterizes it, is how much charge it takes to raise its voltage by a given amount.</w:t>
+      </w:r>
+    </w:p>
+    <w:p>
+      <w:pPr>
+        <w:spacing w:after="200" w:line="276"/>
+      </w:pPr>
+      <w:r>
+        <w:t xml:space="preserve">Divide however much charge you put on by whatever voltage results, and that ratio turns out not to depend on how much charge you happened to use. Put 1.0 µC on some particular pair of conductors and a voltage of 1.0 V develops; put on 2.0 µC instead and the voltage is 2.0 V; put on 5.0 µC and the voltage is 5.0 V. Divide each charge by its own voltage and every pair gives back the same number, 1.0 µC/V, however much charge was actually used.</w:t>
+      </w:r>
+    </w:p>
+    <w:p>
+      <w:pPr>
+        <w:spacing w:after="200" w:line="276"/>
+      </w:pPr>
+      <w:r>
+        <w:t xml:space="preserve">That fixed ratio is the device's capacitance, and any two conductors separated by an insulator (or vacuum) behave this way: place equal and opposite charges +Q and −Q on the two conductors, and a potential difference V develops between them, in a fixed ratio that depends only on the conductors themselves. Capacitance is defined as that ratio of charge to voltage:</w:t>
       </w:r>
     </w:p>
     <w:p>
@@ -3542,7 +3658,7 @@
         <w:spacing w:after="200" w:line="276"/>
       </w:pPr>
       <w:r>
-        <w:t xml:space="preserve">Just as resistors combine in series and parallel (Chapter 8), so do capacitors, but — reflecting how capacitance is a fundamentally different kind of quantity from resistance — the combination rules come out reversed relative to resistors. Capacitors in parallel (both connected across the same pair of nodes, so both see the same voltage) simply add:</w:t>
+        <w:t xml:space="preserve">Just as resistors combine in series and parallel (Chapter 8), so do capacitors, but — reflecting how capacitance is a fundamentally different kind of quantity from resistance — the combination rules come out reversed relative to resistors. Capacitors in parallel (both connected across the same pair of nodes — the junction points in a circuit diagram where two or more wires meet — so both see the same voltage) simply add:</w:t>
       </w:r>
     </w:p>
     <w:p>
@@ -3863,7 +3979,7 @@
         <w:spacing w:after="200" w:line="276"/>
       </w:pPr>
       <w:r>
-        <w:t xml:space="preserve">Everything so far in this book has concerned static charge — charge sitting still. Current is what happens when charge moves in an organized way. Electric current is defined as the rate at which charge passes a given cross-section of a conductor:</w:t>
+        <w:t xml:space="preserve">Count how many cars pass a tollbooth every minute, or how many liters of water flow past a mark on a pipe every second, and you already have the shape of the idea this chapter needs: not how much charge is sitting somewhere, but how much of it goes past a given point, per unit time. Everything so far in this book has concerned static charge — charge sitting still. Electric current asks that same question of charge instead of cars or water: it is defined as the rate at which charge passes a given cross-section of a conductor:</w:t>
       </w:r>
     </w:p>
     <w:p>
@@ -4081,7 +4197,31 @@
         <w:spacing w:after="200" w:line="276"/>
       </w:pPr>
       <w:r>
-        <w:t xml:space="preserve">Most materials resist the flow of current to some degree, converting electrical energy into heat as charge carriers collide with the material's atomic lattice. For a given conductor, resistance R is defined by how much voltage is required to drive a given current through it, and for many materials over a wide range of conditions, R is very nearly constant — this is Ohm's law, the subject of Chapter 8.</w:t>
+        <w:t xml:space="preserve">Push a shopping trolley across smooth tile and a small, steady push keeps it gliding along. Push the same trolley, same load, across thick carpet instead, and the same steady push barely gets it moving — the floor is fighting back. Drive the same voltage across two different wires, one copper and one some poorer conductor, and something very similar happens: very different currents result, even though the push is identical. Something about the conductor itself, not just the voltage driving the charge, is deciding how much current actually flows.</w:t>
+      </w:r>
+    </w:p>
+    <w:p>
+      <w:pPr>
+        <w:spacing w:after="200" w:line="276"/>
+      </w:pPr>
+      <w:r>
+        <w:t xml:space="preserve">Voltage alone can't be the answer, then, since the same voltage can drive wildly different currents through different conductors — the conductor itself is what's deciding the outcome. Ask instead: for this particular conductor, how much voltage does it take to drive a given current through it? Voltage and current on their own do not settle this — a lot of current at a small voltage, or a little current at a large voltage, could each describe the very same wire under different conditions, or entirely different wires under matched conditions. Neither number by itself identifies the conductor.</w:t>
+      </w:r>
+    </w:p>
+    <w:p>
+      <w:pPr>
+        <w:spacing w:after="200" w:line="276"/>
+      </w:pPr>
+      <w:r>
+        <w:t xml:space="preserve">The way to characterize the conductor itself, independent of whichever voltage happens to be applied at the moment, is once again a ratio: divide the voltage across the conductor by the current actually flowing through it. Try this on one particular conductor at several voltages, and a fixed number falls out. Apply 2.0 V and a current of 0.10 A results; apply 4.0 V and the current is 0.20 A; apply 10 V and the current is 0.50 A. Divide each voltage by its own current, and every pair gives back the same ratio, 20 Ω, regardless of which voltage was actually used.</w:t>
+      </w:r>
+    </w:p>
+    <w:p>
+      <w:pPr>
+        <w:spacing w:after="200" w:line="276"/>
+      </w:pPr>
+      <w:r>
+        <w:t xml:space="preserve">Most materials resist the flow of current to some degree, converting electrical energy into heat as charge carriers collide with the material's atomic lattice, and that fixed ratio — voltage divided by the current it drives — is the conductor's resistance. For a given conductor, resistance R is defined by how much voltage is required to drive a given current through it, and for many materials over a wide range of conditions, R is very nearly constant — this is Ohm's law, the subject of Chapter 8.</w:t>
       </w:r>
     </w:p>
     <w:p>
@@ -4496,7 +4636,7 @@
         <w:t xml:space="preserve">Ohm's law relates three quantities — memorize the triangle, not just the formula.</w:t>
       </w:r>
       <w:r>
-        <w:t xml:space="preserve"> V = IR, so also I = V/R and R = V/I. Given any two of voltage, current, and resistance, the third follows immediately. This single relationship, together with the two Kirchhoff laws developed in the dedicated circuit-theory volume of this series, is sufficient to analyze any resistive DC circuit, no matter how complex.</w:t>
+        <w:t xml:space="preserve"> V = IR, so also I = V/R and R = V/I. Given any two of voltage, current, and resistance, the third follows immediately. This single relationship, together with the two Kirchhoff laws developed in Part III of this book (Chapter 27), is sufficient to analyze any resistive DC circuit, no matter how complex.</w:t>
       </w:r>
     </w:p>
     <w:p>
@@ -4732,7 +4872,7 @@
         <w:spacing w:after="200" w:line="276"/>
       </w:pPr>
       <w:r>
-        <w:t xml:space="preserve">Series resistance is always larger than the largest individual resistor (more obstacles, end to end); parallel resistance is always smaller than the smallest individual resistor (more parallel paths for current to take, so less overall opposition). This behavior — and the systematic method for analyzing arbitrary networks that do not reduce to simple series/parallel combinations — is developed in full in this series' dedicated circuit-theory volume, which builds directly on the definitions in this chapter.</w:t>
+        <w:t xml:space="preserve">Series resistance is always larger than the largest individual resistor (more obstacles, end to end); parallel resistance is always smaller than the smallest individual resistor (more parallel paths for current to take, so less overall opposition). This behavior — and the systematic method for analyzing arbitrary networks that do not reduce to simple series/parallel combinations — is developed in full in Part III of this book, which builds directly on the definitions in this chapter.</w:t>
       </w:r>
     </w:p>
     <w:p>
@@ -4749,7 +4889,7 @@
         <w:spacing w:after="200" w:line="276"/>
       </w:pPr>
       <w:r>
-        <w:t xml:space="preserve">One immediate, practical consequence of the series-resistor rule is worth introducing here, ahead of its full treatment in the circuit-theory volume, because it appears so often in practice: two resistors in series across a voltage source V split that voltage between them in direct proportion to their resistances, since the same current I flows through both:</w:t>
+        <w:t xml:space="preserve">One immediate, practical consequence of the series-resistor rule is worth introducing here, ahead of its full treatment in Part III of this book, because it appears so often in practice: two resistors in series across a voltage source V split that voltage between them in direct proportion to their resistances, since the same current I flows through both:</w:t>
       </w:r>
     </w:p>
     <w:p>
@@ -4838,7 +4978,7 @@
         <w:spacing w:after="200" w:line="276"/>
       </w:pPr>
       <w:r>
-        <w:t xml:space="preserve">This voltage divider is one of the single most common sub-circuits in all of electronics, used to derive a smaller reference voltage from a larger supply, and it is worth internalizing this chapter's result now, since it will reappear as a building block almost immediately in the next book of this series.</w:t>
+        <w:t xml:space="preserve">This voltage divider is one of the single most common sub-circuits in all of electronics, used to derive a smaller reference voltage from a larger supply, and it is worth internalizing this chapter's result now, since it will reappear as a building block almost immediately in Part III of this book (Chapter 28).</w:t>
       </w:r>
     </w:p>
     <w:p>
@@ -5067,7 +5207,47 @@
         <w:spacing w:after="200" w:line="276"/>
       </w:pPr>
       <w:r>
-        <w:t xml:space="preserve">The force on a charge q moving with velocity v through a magnetic field B is given by:</w:t>
+        <w:t xml:space="preserve">A compass needle sitting on a table, doing nothing but pointing north, is already responding to a magnetic field — but the needle itself is not a moving charge, it is a tiny magnet aligning with the field the way a compass always does. Bring an ordinary charged object near a magnet instead, and hold it perfectly still: nothing happens to it at all. The electric field from Chapter 3 pushes on any charge just for sitting there; the magnetic field does not.</w:t>
+      </w:r>
+    </w:p>
+    <w:p>
+      <w:pPr>
+        <w:spacing w:after="200" w:line="276"/>
+      </w:pPr>
+      <w:r>
+        <w:t xml:space="preserve">Set that same charge moving, though, and everything changes. A charge drifting past a magnet feels a real, measurable push — the same effect that channels the charged particles of the solar wind toward Earth's poles, lighting up the sky as the aurora. Whatever this force is, it exists only for charge that is actually moving.</w:t>
+      </w:r>
+    </w:p>
+    <w:p>
+      <w:pPr>
+        <w:spacing w:after="200" w:line="276"/>
+      </w:pPr>
+      <w:r>
+        <w:t xml:space="preserve">So the question is not “what force does this field exert” in general, but “what force does it exert on a charge moving at a particular speed, in a particular direction”? The honest, slightly unsettling answer is that this force does not point along any of the obvious directions. It does not point along the charge's own direction of travel, and it does not point along the field direction either — unlike gravity, which pulls straight along the line to whatever is doing the pulling, or the electric force, which pushes straight along the line between two charges.</w:t>
+      </w:r>
+    </w:p>
+    <w:p>
+      <w:pPr>
+        <w:spacing w:after="200" w:line="276"/>
+      </w:pPr>
+      <w:r>
+        <w:t xml:space="preserve">The force instead points off at a right angle to both the charge's velocity and the field, and its strength depends on how those two directions relate: full strength when velocity and field are perpendicular to each other, shrinking as the two line up, and vanishing entirely when velocity and field point along the same line.</w:t>
+      </w:r>
+    </w:p>
+    <w:p>
+      <w:pPr>
+        <w:spacing w:after="200" w:line="276"/>
+      </w:pPr>
+      <w:r>
+        <w:t xml:space="preserve">A proton moving at 1.0×10⁶ m/s through a 0.10 T field, with its velocity at 90° to the field, feels a force of about 1.6×10⁻¹⁴ N. Angle the proton’s velocity down to 30° from the field instead, everything else unchanged, and the force drops to about 0.80×10⁻¹⁴ N — exactly half, since sin 30° is exactly half of sin 90°. Send the proton moving parallel to the field (0°), and the force drops to zero, no matter how fast the proton is moving or how strong the field is.</w:t>
+      </w:r>
+    </w:p>
+    <w:p>
+      <w:pPr>
+        <w:spacing w:after="200" w:line="276"/>
+      </w:pPr>
+      <w:r>
+        <w:t xml:space="preserve">That force — perpendicular to both velocity and field, scaled by the sine of the angle between them — is the magnetic force, captured by a vector operation called the cross product. The force on a charge q moving with velocity v through a magnetic field B is given by:</w:t>
       </w:r>
     </w:p>
     <w:p>
@@ -5130,7 +5310,7 @@
         <w:spacing w:after="200" w:line="276"/>
       </w:pPr>
       <w:r>
-        <w:t xml:space="preserve">Because the magnetic force is always perpendicular to velocity and constant in magnitude for a fixed speed, a charged particle moving perpendicular to a uniform magnetic field travels in a perfect circle, with the magnetic force supplying exactly the centripetal force needed:</w:t>
+        <w:t xml:space="preserve">Because the magnetic force is always perpendicular to velocity and constant in magnitude for a fixed speed, a charged particle moving perpendicular to a uniform magnetic field travels in a perfect circle, with the magnetic force supplying exactly the centripetal force needed — the inward pull toward the center that any object moving along a curved path requires, whatever provides it:</w:t>
       </w:r>
     </w:p>
     <w:p>
@@ -6008,7 +6188,47 @@
         <w:spacing w:after="200" w:line="276"/>
       </w:pPr>
       <w:r>
-        <w:t xml:space="preserve">Every result so far in this book's magnetism chapters has concerned static, unchanging current distributions producing static magnetic fields. Michael Faraday discovered, in 1831, something qualitatively new: a changing magnetic field, or a changing magnetic flux through a loop of wire more generally, induces an electromotive force — and hence a current, if the loop is closed — even with no battery anywhere in the circuit. This is electromagnetic induction, and it is, without exaggeration, the single physical fact that makes electric generators, transformers, and power grids possible; without it, essentially all large-scale electricity generation as it currently exists would not work.</w:t>
+        <w:t xml:space="preserve">A hand-crank flashlight needs no battery at all. Turn the crank and a magnet inside spins past a coil of wire, and light appears — current flowing through the bulb from nothing but the turning of your own wrist. Every result so far in this book's magnetism chapters has concerned magnets and currents that just sit there, producing steady, unchanging fields; nothing in that picture explains where a hand-crank flashlight's current is actually coming from.</w:t>
+      </w:r>
+    </w:p>
+    <w:p>
+      <w:pPr>
+        <w:spacing w:after="200" w:line="276"/>
+      </w:pPr>
+      <w:r>
+        <w:t xml:space="preserve">Hold that same magnet perfectly still next to the coil, though, and the bulb goes dark immediately, no matter how strong the magnet is. Whatever generates current in the spinning case, a magnet's mere presence is clearly not it.</w:t>
+      </w:r>
+    </w:p>
+    <w:p>
+      <w:pPr>
+        <w:spacing w:after="200" w:line="276"/>
+      </w:pPr>
+      <w:r>
+        <w:t xml:space="preserve">Nothing encountered so far in this book gives any reason to expect that change itself should matter. A steady magnetic field, however strong, does nothing to a stationary wire loop sitting in it — no current source anywhere in sight, no battery, nothing obviously pushing charge around the loop. Yet the moment that same field starts changing, current appears, as if from nowhere. The field's strength turns out not to be the relevant question at all — what matters is whether the field near this loop is changing, and how quickly.</w:t>
+      </w:r>
+    </w:p>
+    <w:p>
+      <w:pPr>
+        <w:spacing w:after="200" w:line="276"/>
+      </w:pPr>
+      <w:r>
+        <w:t xml:space="preserve">The one thing that changes is exactly the field-through-a-surface bookkeeping already built in Chapter 4 for electric fields: how much magnetic field is threading through the loop's own area. Track that quantity as a magnet spins nearby, and it rises, falls, and reverses, over and over, even though the wire loop itself never moves. Whatever produces the current, it must be responding to how fast that quantity changes, not to its size at any one instant.</w:t>
+      </w:r>
+    </w:p>
+    <w:p>
+      <w:pPr>
+        <w:spacing w:after="200" w:line="276"/>
+      </w:pPr>
+      <w:r>
+        <w:t xml:space="preserve">Take a circular loop of radius 10 cm sitting in a field that grows steadily from 0.10 T to 0.40 T over 0.25 s. The loop's area is about 3.14×10⁻² m², so that field-through-the-loop quantity starts at about 3.14×10⁻³, rises to about 7.85×10⁻³ at the midpoint, and reaches about 1.26×10⁻² by the end — a total change of about 9.42×10⁻³ over the 0.25 s it took. Divide that change by the time it took, and the result is about 3.77×10⁻² — a genuine voltage, appearing across the loop with no battery anywhere near it.</w:t>
+      </w:r>
+    </w:p>
+    <w:p>
+      <w:pPr>
+        <w:spacing w:after="200" w:line="276"/>
+      </w:pPr>
+      <w:r>
+        <w:t xml:space="preserve">That rate of change is exactly what a changing magnetic field, or a changing magnetic flux through a loop of wire more generally, produces: not a new force, but an electromotive force — EMF for short, despite the old-fashioned name nothing more exotic than a voltage the changing flux creates on its own. Michael Faraday discovered this in 1831, and it is, without exaggeration, the single physical fact that makes electric generators, transformers, and power grids possible; without it, essentially all large-scale electricity generation as it currently exists would not work.</w:t>
       </w:r>
     </w:p>
     <w:p>
@@ -6120,7 +6340,7 @@
         <w:spacing w:after="200" w:line="276"/>
       </w:pPr>
       <w:r>
-        <w:t xml:space="preserve">Flux can change for several distinct reasons — the field itself changing in time, the loop's area changing, the loop rotating relative to the field, or the loop moving into or out of a field-filled region — and Faraday's law responds identically to all of them, because all of them change Φᵇ. This is precisely how an electric generator works: a coil is mechanically rotated within a magnetic field, continuously changing Φᵇ as the coil's orientation relative to the field changes, producing an alternating EMF — the direct physical origin of the AC waveform this series' circuit-theory volume takes as its starting point.</w:t>
+        <w:t xml:space="preserve">Flux can change for several distinct reasons — the field itself changing in time, the loop's area changing, the loop rotating relative to the field, or the loop moving into or out of a field-filled region — and Faraday's law responds identically to all of them, because all of them change Φᵇ. This is precisely how an electric generator works: a coil is mechanically rotated within a magnetic field, continuously changing Φᵇ as the coil's orientation relative to the field changes, producing an alternating EMF — the direct physical origin of the AC waveform Part III of this book (Chapters 20–23) takes as its starting point.</w:t>
       </w:r>
     </w:p>
     <w:p>
@@ -6296,7 +6516,7 @@
         <w:spacing w:after="200" w:line="276"/>
       </w:pPr>
       <w:r>
-        <w:t xml:space="preserve">with SI unit the henry (H). Notice the structural parallel to Ohm's law and to the capacitor relation C = Q/V: three of this book's core circuit elements — resistor, capacitor, inductor — each relate a pair of circuit quantities (voltage and current, charge and voltage, and now voltage and the rate of change of current) through a single characteristic constant of the component. A full treatment of inductors, RL circuits, and the energy U = ½LI² stored in an inductor's magnetic field belongs properly to the circuit-theory volume of this series, which develops all three of these elements — resistor, capacitor, and inductor — together, once the tools for handling time-varying circuits are in place. What matters here is simply recognizing that Chapter 10's solenoid, once wired into a circuit and thought of as opposing its own changing current via Faraday's law, is exactly what an inductor is.</w:t>
+        <w:t xml:space="preserve">with SI unit the henry (H). Notice the structural parallel to Ohm's law and to the capacitor relation C = Q/V: three of this book's core circuit elements — resistor, capacitor, inductor — each relate a pair of circuit quantities (voltage and current, charge and voltage, and now voltage and the rate of change of current) through a single characteristic constant of the component. A full treatment of inductors, RL circuits, and the energy U = ½LI² stored in an inductor's magnetic field belongs properly to Part III of this book, which develops all three of these elements — resistor, capacitor, and inductor — together, once the tools for handling time-varying circuits are in place. What matters here is simply recognizing that Chapter 10's solenoid, once wired into a circuit and thought of as opposing its own changing current via Faraday's law, is exactly what an inductor is.</w:t>
       </w:r>
     </w:p>
     <w:p>
@@ -6684,15 +6904,15 @@
         <w:spacing w:after="160" w:before="360"/>
       </w:pPr>
       <w:r>
-        <w:t xml:space="preserve">12.5 Where This Series Goes Next</w:t>
-      </w:r>
-    </w:p>
-    <w:p>
-      <w:pPr>
-        <w:spacing w:after="200" w:line="276"/>
-      </w:pPr>
-      <w:r>
-        <w:t xml:space="preserve">The next book in this series, on DC and AC circuit theory, takes the definitions built here — charge, current, voltage, resistance, capacitance, and (in the closing sections of this book) inductance and induced EMF — and develops the systematic tools (Kirchhoff's laws, Thevenin and Norton equivalents, phasor analysis for AC) needed to analyze real circuits of arbitrary complexity. From there, the series proceeds to semiconductor physics and devices, then to the specialized branches — RF and microwave engineering, digital electronics, power systems, control theory, and communications — that make up the working vocabulary of a practicing electrical engineer. Every one of those later books assumes the physical vocabulary built in this one: charge, field, potential, current, resistance, capacitance, magnetic field, and induction. If any of it still feels unfamiliar, this is the book to return to.</w:t>
+        <w:t xml:space="preserve">12.5 Where This Book Goes Next</w:t>
+      </w:r>
+    </w:p>
+    <w:p>
+      <w:pPr>
+        <w:spacing w:after="200" w:line="276"/>
+      </w:pPr>
+      <w:r>
+        <w:t xml:space="preserve">Part III of this book, starting at Chapter 27, takes the definitions built here — charge, current, voltage, resistance, capacitance, and (in the closing sections of Part I) inductance and induced EMF — and develops the systematic tools (Kirchhoff's laws, Thevenin and Norton equivalents, phasor analysis for AC) needed to analyze real circuits of arbitrary complexity. From there, this series proceeds to semiconductor physics and devices, then to the specialized branches — RF and microwave engineering, digital electronics, power systems, control theory, and communications — that make up the working vocabulary of a practicing electrical engineer. Every one of those later books assumes the physical vocabulary built in Part I of this one: charge, field, potential, current, resistance, capacitance, magnetic field, and induction. If any of it still feels unfamiliar, this is the section to return to.</w:t>
       </w:r>
     </w:p>
     <w:p>
@@ -7935,7 +8155,7 @@
         <w:spacing w:after="200" w:line="276"/>
       </w:pPr>
       <w:r>
-        <w:t xml:space="preserve">Some quantities are ratios of two quantities with the same units, and therefore dimensionless. Gain, efficiency, power factor, reflection coefficient, and the Q factor of a resonant circuit are all pure numbers. They are often given a pseudo-unit anyway — "dB", "%", "dimensionless" — as a reminder of what kind of ratio they are.</w:t>
+        <w:t xml:space="preserve">Some quantities are ratios of two quantities with the same units, and therefore dimensionless. Gain, efficiency, power factor, reflection coefficient — how much of a signal bounces back when impedances do not match, made precise in Chapter 24 — and the Q factor of a resonant circuit — a single number describing how sharply it rings, made precise in Chapter 37 — are all pure numbers. They are often given a pseudo-unit anyway — "dB", "%", "dimensionless" — as a reminder of what kind of ratio they are.</w:t>
       </w:r>
     </w:p>
     <w:p>
@@ -8921,7 +9141,7 @@
         <w:spacing w:after="200" w:line="276"/>
       </w:pPr>
       <w:r>
-        <w:t xml:space="preserve">The rules differ because the operations degrade precision differently, and it is worth seeing why rather than memorizing both. Multiplication scales relative error; addition scales absolute error. If you multiply a quantity known to 1% by one known to 10%, the answer is known to roughly 10%, regardless of the units involved. If you add a quantity known to ±0.5 V to one known to ±0.001 V, the sum is known to ±0.5 V — the precise measurement is swamped, and no amount of decimal places in the second number rescues it.</w:t>
+        <w:t xml:space="preserve">The rules differ because the operations degrade precision differently, and it is worth seeing why rather than memorizing both. Multiplication scales relative error; addition scales absolute error. If you multiply a quantity known to 1% by one known to 10%, the answer is known to roughly 11%, regardless of the units involved. If you add a quantity known to ±0.5 V to one known to ±0.001 V, the sum is known to ±0.5 V — the precise measurement is swamped, and no amount of decimal places in the second number rescues it.</w:t>
       </w:r>
     </w:p>
     <w:p>
@@ -10778,7 +10998,7 @@
         <w:spacing w:after="200" w:line="276"/>
       </w:pPr>
       <w:r>
-        <w:t xml:space="preserve">The first of these is the entire reason decibels exist. Cascaded stages multiply their gains; expressed logarithmically, they add. A chain of amplifiers and losses becomes a sum you can do in your head instead of a product you cannot.</w:t>
+        <w:t xml:space="preserve">The first of these is the entire reason decibels exist. Cascaded stages multiply their gains; expressed logarithmically, they add. A chain of amplifiers and losses becomes a sum you can do in your head instead of a product you cannot. Chain three amplifier stages with power gains of 5, 8, and 2, and the combination's overall gain is the plain product of the three: 5 × 8 × 2 = 80. Manageable for three stages — but chain together ten, mixing amplifying stages with lossy cables and attenuators whose gains are fractions less than 1, and tracking the running product by hand grows unwieldy and easy to get wrong. Converted to decibels, though, the same three stages become 10 log₁₀(5) ≈ 7 dB, 10 log₁₀(8) ≈ 9 dB, and 10 log₁₀(2) ≈ 3 dB, which simply add: 7 + 9 + 3 = 19 dB — and 10 log₁₀(80) ≈ 19 dB confirms it.</w:t>
       </w:r>
     </w:p>
     <w:p>
@@ -11440,7 +11660,39 @@
         <w:spacing w:after="200" w:line="276"/>
       </w:pPr>
       <w:r>
-        <w:t xml:space="preserve">Complex numbers have an unfortunate name. There is nothing complicated about them, and nothing imaginary about the imaginary part — both terms are historical accidents from a period when mathematicians distrusted the objects they had just invented. What a complex number actually is, for our purposes, is a way of carrying two related pieces of information as a single quantity, and then doing arithmetic on the pair at once.</w:t>
+        <w:t xml:space="preserve">Two AC voltages of the same frequency — say 5.0 V peak with no phase shift, and 3.0 V peak shifted 90° ahead of it — need to be added together, an entirely ordinary task, since real circuits combine signals like this all the time. Try to add them as plain numbers, though, and you get the wrong answer: the two waveforms peak at different moments, so treating it as “5 plus 3” overstates the combined peak, which actually lands somewhere between 3.0 V and 8.0 V. Written out in full using trigonometry, finding exactly where means grinding through a sum-of-cosines identity every single time — slow, easy to fumble, and disproportionate to how ordinary the task feels.</w:t>
+      </w:r>
+    </w:p>
+    <w:p>
+      <w:pPr>
+        <w:spacing w:after="200" w:line="276"/>
+      </w:pPr>
+      <w:r>
+        <w:t xml:space="preserve">The real difficulty is that a plain number only holds one piece of information, and a sinusoid of fixed frequency carries two: a magnitude and a phase. No single point on an ordinary number line can represent both a size and an angle at once.</w:t>
+      </w:r>
+    </w:p>
+    <w:p>
+      <w:pPr>
+        <w:spacing w:after="200" w:line="276"/>
+      </w:pPr>
+      <w:r>
+        <w:t xml:space="preserve">The way around it is to stop treating magnitude and phase as two separate numbers to juggle, and instead treat the pair of them as a single object — a point in a flat plane, with one coordinate carrying what an ordinary number would and a second, perpendicular coordinate carrying the rest. Adding two of these objects is then no harder than adding two points: add the corresponding coordinates.</w:t>
+      </w:r>
+    </w:p>
+    <w:p>
+      <w:pPr>
+        <w:spacing w:after="200" w:line="276"/>
+      </w:pPr>
+      <w:r>
+        <w:t xml:space="preserve">Picture the 5.0 V, no-shift signal as the point (5, 0), and the 3.0 V, 90°-ahead signal as the point (0, 3) — phase 90° landing entirely on the second, perpendicular coordinate. Add the pairs directly, coordinate by coordinate: (5, 0) + (0, 3) = (5, 3). That single addition already contains the answer a page of trigonometry would otherwise be needed to reach — §21.4 below shows exactly how to turn a point like (5, 3) back into the size and angle of the combined signal.</w:t>
+      </w:r>
+    </w:p>
+    <w:p>
+      <w:pPr>
+        <w:spacing w:after="200" w:line="276"/>
+      </w:pPr>
+      <w:r>
+        <w:t xml:space="preserve">That two-coordinate object, built exactly to make this kind of addition trivial, is what a complex number actually is. Complex numbers have an unfortunate name. There is nothing complicated about them, and nothing imaginary about the imaginary part — both terms are historical accidents from a period when mathematicians distrusted the objects they had just invented. What a complex number actually is, for our purposes, is a way of carrying two related pieces of information as a single quantity, and then doing arithmetic on the pair at once.</w:t>
       </w:r>
     </w:p>
     <w:p>
@@ -12547,6 +12799,22 @@
         <w:spacing w:after="200" w:line="276"/>
       </w:pPr>
       <w:r>
+        <w:t xml:space="preserve">Put a resistor and an inductor in series, drive the pair with a sinusoidal voltage source, and every voltage and current anywhere in that little circuit turns out to be a sinusoid too, all at the exact same frequency the source is providing — nothing in an ordinary resistor or inductor can manufacture a new frequency out of nothing. Write out each of those signals in full, though, as an explicit function of time, and the identical oscillating factor — cos(ωt), or its complex cousin e^(jωt) — reappears in the source voltage, the resistor’s voltage, the inductor’s voltage, and the current, term after term, equation after equation, purely because every one of them is being driven at that one shared frequency.</w:t>
+      </w:r>
+    </w:p>
+    <w:p>
+      <w:pPr>
+        <w:spacing w:after="200" w:line="276"/>
+      </w:pPr>
+      <w:r>
+        <w:t xml:space="preserve">The useful question in a circuit like this is never what the oscillation itself looks like — that part is settled, and identical everywhere in the circuit. It is how each signal’s size and timing compare to the others, once that shared oscillation is set aside. Carrying the same repeated factor through every step of a derivation adds real clutter, and real chances for error, for information that never actually distinguishes one quantity from another.</w:t>
+      </w:r>
+    </w:p>
+    <w:p>
+      <w:pPr>
+        <w:spacing w:after="200" w:line="276"/>
+      </w:pPr>
+      <w:r>
         <w:t xml:space="preserve">In a linear circuit driven by a sinusoid at a single frequency, every voltage and every current in the circuit is a sinusoid at that same frequency. The frequency never changes. Only amplitude and phase differ from point to point.</w:t>
       </w:r>
     </w:p>
@@ -12555,7 +12823,7 @@
         <w:spacing w:after="200" w:line="276"/>
       </w:pPr>
       <w:r>
-        <w:t xml:space="preserve">If the frequency is the same everywhere, carrying it through every equation is wasted effort. The phasor method simply stops carrying it. We agree on the frequency once, set it aside, and track only the amplitude and phase — which, as Chapter 21 established, is exactly what a complex number is good for.</w:t>
+        <w:t xml:space="preserve">The phasor method simply stops carrying that shared factor. Agree once, for the whole circuit, on the frequency, set it aside, and track only each signal’s amplitude and phase — which, as Chapter 21 established, is exactly what a complex number is built to hold. Only at the very end, if an explicit time-domain waveform is actually wanted back, is the shared oscillating factor reattached.</w:t>
       </w:r>
     </w:p>
     <w:p>
@@ -13089,7 +13357,7 @@
         <w:spacing w:after="200" w:line="276"/>
       </w:pPr>
       <w:r>
-        <w:t xml:space="preserve">This chapter is a preview of where the mathematics of complex impedance leads once RF engineering takes it over — not a transmission-line design course compressed into a foundations book. You do not need to come away able to design a matching network from scratch; the purpose is to see the tools from Chapters 21–23 doing real work, so that when this series reaches RF and microwave engineering in full, none of what follows feels unfamiliar.</w:t>
+        <w:t xml:space="preserve">This chapter is a preview of where the mathematics of complex impedance leads once RF engineering takes it over — not a transmission-line design course compressed into a foundations book. You will come away able to design a basic single-frequency L-network by hand, using the reasoning below; the deeper skills — bandwidth, multi-section networks, and real component non-idealities — are what this series' dedicated RF and microwave volume builds on top of this foundation.</w:t>
       </w:r>
     </w:p>
     <w:p>
@@ -13360,7 +13628,7 @@
         <w:spacing w:after="200" w:line="276"/>
       </w:pPr>
       <w:r>
-        <w:t xml:space="preserve">Adding a series reactance to a load moves its point along a constant-r circle — a series element changes only x, leaving r (and hence the circle it sits on) unchanged, whether the added reactance is inductive (moving clockwise, toward more positive x) or capacitive (moving counterclockwise). Adding a shunt element is most naturally described in admittance terms: y = 1/z = g + jb, where a shunt reactance changes only b, moving the point along a constant-g circle. The admittance grid is simply the impedance grid rotated 180° about the chart's center (since y = 1/z corresponds to Γ → −Γ), so the same physical chart serves both purposes — a shunt element moves a point along whichever constant-g circle is the point-reflection, through the center, of the corresponding constant-r circle.</w:t>
+        <w:t xml:space="preserve">Adding a series reactance to a load moves its point along a constant-r circle — a series element changes only x, leaving r (and hence the circle it sits on) unchanged, whether the added reactance is inductive (moving clockwise, toward more positive x) or capacitive (moving counterclockwise). Adding a shunt element — one placed in parallel, rather than in series — is most naturally described in admittance terms: y = 1/z = g + jb, where a shunt reactance changes only b, moving the point along a constant-g circle. The admittance grid is simply the impedance grid rotated 180° about the chart's center (since y = 1/z corresponds to Γ → −Γ), so the same physical chart serves both purposes — a shunt element moves a point along whichever constant-g circle is the point-reflection, through the center, of the corresponding constant-r circle.</w:t>
       </w:r>
     </w:p>
     <w:p>
@@ -13446,7 +13714,7 @@
         <w:spacing w:after="80"/>
       </w:pPr>
       <w:r>
-        <w:t xml:space="preserve">A series inductor supplies this positive reactance: L = X_s/ω = 25/(2π×10⁹) ≈ 3.98 nH. The load's residual susceptance of −1 (normalized) is canceled by a shunt capacitor supplying b = +1 (normalized) = 0.02 S (actual): C = 0.02/ω ≈ 3.18 pF. With both elements in place, the load presents exactly 50 + j0 Ω to the source.</w:t>
+        <w:t xml:space="preserve">A series inductor supplies this positive reactance: L = X_s/ω = 25/(2π×10⁹) ≈ 3.98 nH. The load's residual susceptance of −1 (normalized) is canceled by a shunt capacitor supplying b = +1 (normalized) = 0.02 S (actual): C = 0.02/ω ≈ 3.18 pF. With both elements in place, the load presents precisely 50 + j0 Ω to the source.</w:t>
       </w:r>
     </w:p>
     <w:p>
@@ -13612,7 +13880,7 @@
         <w:spacing w:after="80"/>
       </w:pPr>
       <w:r>
-        <w:t xml:space="preserve">The residual susceptance to cancel is +0.0010 S (a shunt capacitor's susceptance is positive, ωC, so it can only add positive susceptance — exactly what is needed here to cancel a negative residual). ΔC = 0.0010/ω = 0.0010/(2π×10⁹) ≈ 0.159 pF — a genuinely tiny trim capacitance, which is exactly why practical RF fine-tuning uses sub-picofarad SMD padders rather than trying to hit the ideal value on the first try with the primary matching components alone.</w:t>
+        <w:t xml:space="preserve">The residual susceptance to cancel is +0.0010 S (a shunt capacitor's susceptance is positive, ωC, so it can only add positive susceptance — exactly what is needed here to cancel a negative residual). ΔC = 0.0010/ω = 0.0010/(2π×10⁹) ≈ 0.159 pF — a genuinely tiny trim capacitance, which is why practical RF fine-tuning uses sub-picofarad SMD padders rather than trying to hit the ideal value on the first try with the primary matching components alone.</w:t>
       </w:r>
     </w:p>
     <w:p>
@@ -13637,7 +13905,7 @@
         <w:spacing w:after="200" w:line="276"/>
       </w:pPr>
       <w:r>
-        <w:t xml:space="preserve">At an output node (a bipolar transistor's collector, or a FET's drain), meaningful DC current must flow, so an RF choke — an inductor sized so its reactance ωL is large compared to the system impedance at the operating frequency — is the standard solution: it looks like a low-resistance DC path (an inductor has zero DC resistance, ideally) while presenting a high impedance, close to an open circuit, to the RF signal, leaving the surrounding matching network's design essentially undisturbed. A common rule of thumb sizes the choke's reactance to at least 5-10 times the system impedance at the design frequency.</w:t>
+        <w:t xml:space="preserve">At an output node (a bipolar transistor's collector, or a FET's drain — the output terminals of the two main transistor families, covered properly later in this series), meaningful DC current must flow, so an RF choke — an inductor sized so its reactance ωL is large compared to the system impedance at the operating frequency — is the standard solution: it looks like a low-resistance DC path (an inductor has zero DC resistance, ideally) while presenting a high impedance, close to an open circuit, to the RF signal, leaving the surrounding matching network's design essentially undisturbed. A common rule of thumb sizes the choke's reactance to at least 5-10 times the system impedance at the design frequency.</w:t>
       </w:r>
     </w:p>
     <w:p>
@@ -14634,7 +14902,15 @@
         <w:spacing w:after="200" w:line="276"/>
       </w:pPr>
       <w:r>
-        <w:t xml:space="preserve">Kirchhoff's current law states that the sum of currents entering any node equals the sum of currents leaving it — equivalently, the algebraic sum of all currents at a node, with currents entering counted as positive and currents leaving as negative (or any other single consistent convention), is always zero:</w:t>
+        <w:t xml:space="preserve">Picture a T-junction in a water pipe: one pipe flows in, two flow out. Whatever volume of water enters that junction every second has to leave it too, split between the two outgoing pipes in whatever proportion — water does not pile up and vanish inside a junction. A node in a circuit, any point where two or more wires meet, behaves exactly the same way for charge: whatever current flows in during any interval flows back out during that same interval, however many branches it is split across, because an ordinary wire junction has nowhere to store charge and no way to manufacture it from nothing. A node with 4.0 A flowing in from one branch and 7.0 A flowing in from a second must have exactly 11.0 A flowing out overall, however that 11.0 A is then divided among whatever branches leave the node.</w:t>
+      </w:r>
+    </w:p>
+    <w:p>
+      <w:pPr>
+        <w:spacing w:after="200" w:line="276"/>
+      </w:pPr>
+      <w:r>
+        <w:t xml:space="preserve">This is Kirchhoff's current law: the sum of currents entering any node equals the sum of currents leaving it — equivalently, the algebraic sum of all currents at a node, with currents entering counted as positive and currents leaving as negative (or any other single consistent convention), is always zero:</w:t>
       </w:r>
     </w:p>
     <w:p>
@@ -14812,7 +15088,7 @@
         <w:t xml:space="preserve">KCL is about nodes; KVL is about loops.</w:t>
       </w:r>
       <w:r>
-        <w:t xml:space="preserve"> KCL enforces charge conservation at every point where branches meet. KVL enforces that potential is a well-defined, single-valued quantity around any closed path. Together, applied systematically, they are sufficient to solve any resistive circuit — no other physical law is needed, only careful bookkeeping of these two.</w:t>
+        <w:t xml:space="preserve"> KCL enforces charge conservation at every point where branches meet. KVL enforces that potential is a well-defined, single-valued quantity around any closed path. Together with the individual V-I relationship for each element (Ohm's law, for a resistor), applied systematically, they are sufficient to solve any resistive circuit — nothing more is needed beyond those element laws and careful bookkeeping of these two.</w:t>
       </w:r>
     </w:p>
     <w:p>
@@ -15794,7 +16070,7 @@
         <w:spacing w:after="200" w:line="276"/>
       </w:pPr>
       <w:r>
-        <w:t xml:space="preserve">At every non-reference node, KCL is applied by expressing every branch current leaving that node in terms of the node voltages at its two ends and the resistance of that branch (using Ohm's law, I = V/R, applied across each resistor), and setting the sum of these outgoing currents equal to any current injected into the node by an independent source:</w:t>
+        <w:t xml:space="preserve">At every non-reference node, KCL is applied by expressing every branch current leaving that node in terms of the node voltages at its two ends and the resistance of that branch (using Ohm's law, I = V/R, applied across each resistor), and setting the sum of these outgoing currents equal to any current injected into the node by an independent source — one whose value is fixed from outside the circuit, not controlled by anything elsewhere in it:</w:t>
       </w:r>
     </w:p>
     <w:p>
@@ -16398,7 +16674,7 @@
         <w:t xml:space="preserve">Solution: </w:t>
       </w:r>
       <w:r>
-        <w:t xml:space="preserve">The 15 V source in series with 3.0 Ω transforms to an equivalent current source of 15/3.0 = 5.0 A in parallel with the same 3.0 Ω resistor. The circuit is now two current sources (5.0 A and 2.0 A) with two parallel resistors (3.0 Ω and 5.0 Ω) — depending on the sources' relative polarities, these current sources either add or subtract, and the parallel resistors combine as (3.0)(5.0)/(3.0+5.0) = 1.875 Ω, reducing the entire problem to simple parallel-circuit reasoning without ever writing a mesh equation at all.</w:t>
+        <w:t xml:space="preserve">The 15 V source in series with 3.0 Ω transforms to an equivalent current source of 15/3.0 = 5.0 A in parallel with the same 3.0 Ω resistor. The circuit is now two current sources (5.0 A and 2.0 A) with two parallel resistors (3.0 Ω and 5.0 Ω). Taking both current sources as flowing into the same node (the problem's stated polarities), they add: 5.0 + 2.0 = 7.0 A total. The parallel resistors combine as (3.0)(5.0)/(3.0+5.0) = 1.875 Ω, so the node voltage is V = (7.0)(1.875) ≈ 13.1 V — reached entirely by simple parallel-circuit reasoning, without ever writing a mesh equation.</w:t>
       </w:r>
     </w:p>
     <w:p>
@@ -16509,7 +16785,23 @@
         <w:spacing w:after="200" w:line="276"/>
       </w:pPr>
       <w:r>
-        <w:t xml:space="preserve">A frequent practical situation: you need to know how a complicated network of sources and resistors will behave when connected to some load — a speaker, a sensor, a motor — without needing to re-solve the entire network every time the load itself changes. Thevenin's theorem provides exactly this: any network of linear resistors and independent sources, viewed from any pair of terminals, behaves — as far as anything connected to those two terminals can tell — exactly like a single ideal voltage source in series with a single resistor.</w:t>
+        <w:t xml:space="preserve">Plug a phone charger, a lamp, and a speaker into the same wall outlet, one after another, and none of them need to know anything about the power plant, the transformers, or the miles of wiring standing behind that outlet — each device only cares about two things: the voltage available, and how much that voltage sags once real current is actually drawn. A small hobby battery and a car battery can both be rated at the same voltage, yet behave very differently once a real load is attached — the car battery barely sags, the small one drops noticeably — so a source is not fully described by its open-circuit voltage alone; something else about it matters too, once current actually flows.</w:t>
+      </w:r>
+    </w:p>
+    <w:p>
+      <w:pPr>
+        <w:spacing w:after="200" w:line="276"/>
+      </w:pPr>
+      <w:r>
+        <w:t xml:space="preserve">What actually matters, for anything you plan to plug into a complicated network of sources and resistors, is not the full internal circuit at all — it's the minimum information needed to predict exactly how that network will behave, for any load you might attach. A genuinely complicated network could have dozens of resistors and sources tangled together, and re-solving that entire internal system from scratch every time a different load — a different speaker, a different sensor — gets connected would be an enormous, and largely wasted, amount of repeated work, when only the load itself actually changed.</w:t>
+      </w:r>
+    </w:p>
+    <w:p>
+      <w:pPr>
+        <w:spacing w:after="200" w:line="276"/>
+      </w:pPr>
+      <w:r>
+        <w:t xml:space="preserve">Thevenin's theorem makes a remarkable promise: no matter how complicated a linear network behind two terminals actually is, it behaves — as far as anything connected to those two terminals can tell — exactly like a single ideal voltage source in series with a single resistor. Reduce it to those two numbers once, and every future load calculation becomes almost trivial.</w:t>
       </w:r>
     </w:p>
     <w:p>
@@ -16788,7 +17080,7 @@
         <w:spacing w:after="200" w:line="276"/>
       </w:pPr>
       <w:r>
-        <w:t xml:space="preserve">The derivation above assumes you already know the network's internal composition well enough to compute V_Th and R_Th directly. In practice — testing an unfamiliar circuit board, or characterizing a physical device such as a battery or a sensor — both quantities can be measured directly, without any knowledge of what is inside the black box. V_Th is measured directly as the open-circuit voltage at the terminals of interest, using a voltmeter (whose own internal resistance is, ideally, so large that it draws negligible current and does not disturb the measurement). R_Th can then be found either from a separate short-circuit current measurement, via R_Th = V_Th/I_N as in Section 31.3, or — often more practically, since deliberately short-circuiting a real device can be risky — by connecting a known load resistance, measuring the resulting terminal voltage, and solving the resulting voltage-divider relationship for R_Th. This experimental determination of a network's Thevenin equivalent is exactly how a real battery's internal resistance is characterized in practice, and it is why a battery's terminal voltage sags under heavy load: the load resistance and the battery's own (generally small, but nonzero) internal resistance form exactly the voltage-divider situation this book has already developed the tools to analyze.</w:t>
+        <w:t xml:space="preserve">The derivation above assumes you already know the network's internal composition well enough to compute V_Th and R_Th directly. In practice — testing an unfamiliar circuit board, or characterizing a physical device such as a battery or a sensor — both quantities can be measured directly, without any knowledge of what is inside the black box. V_Th is simply the open-circuit voltage at the terminals of interest, read using a voltmeter (whose own internal resistance is, ideally, so large that it draws negligible current and does not disturb the measurement). R_Th can then be found either from a separate short-circuit current measurement, via R_Th = V_Th/I_N as in Section 31.3, or — often more safely, since deliberately short-circuiting a real device can be risky — by connecting a known load resistance, measuring the resulting terminal voltage, and solving the resulting voltage-divider relationship for R_Th. This experimental determination of a network's Thevenin equivalent is exactly how a real battery's internal resistance is characterized in practice, and it is why a battery's terminal voltage sags under heavy load: the load resistance and the battery's own (generally small, but nonzero) internal resistance form exactly the voltage-divider situation this book has already developed the tools to analyze.</w:t>
       </w:r>
     </w:p>
     <w:p>
@@ -16964,7 +17256,39 @@
         <w:spacing w:after="200" w:line="276"/>
       </w:pPr>
       <w:r>
-        <w:t xml:space="preserve">In any linear circuit containing multiple independent sources, the voltage or current at any point can be found by considering each independent source separately — deactivating all other independent sources exactly as in the Thevenin-equivalent method of Chapter 31 (voltage sources shorted, current sources opened) — solving the resulting simpler circuit for the contribution of that one source alone, and then algebraically summing the individual contributions from every source to get the total.</w:t>
+        <w:t xml:space="preserve">A resistor sits in a circuit fed by two separate sources at once — say a 10 V voltage source and a 4 A current source, both pushing current through the same resistor. Solving for the actual current through that resistor, with both sources active together, generally means setting up the full circuit and solving it as one system.</w:t>
+      </w:r>
+    </w:p>
+    <w:p>
+      <w:pPr>
+        <w:spacing w:after="200" w:line="276"/>
+      </w:pPr>
+      <w:r>
+        <w:t xml:space="preserve">There is a shortcut, though, and it looks almost too good to be true. Turn off the 4 A source (replace it with an open circuit) and solve for the current from the 10 V source alone — say this comes out to 2.0 A. Turn the 10 V source back off instead (replace it with a short circuit) and solve for the current from the 4 A source alone — say this comes out to 1.5 A. Add those two separately-computed numbers together, 2.0 + 1.5 = 3.5 A, and — remarkably — that is the correct current through the resistor with both sources active simultaneously, exactly as if each source's contribution simply did not care that the other one was also present.</w:t>
+      </w:r>
+    </w:p>
+    <w:p>
+      <w:pPr>
+        <w:spacing w:after="200" w:line="276"/>
+      </w:pPr>
+      <w:r>
+        <w:t xml:space="preserve">This should feel a little suspicious. Two sources acting on the same resistor at the same time could easily interact in complicated ways, one source's presence changing how the circuit responds to the other. Whether adding two separately-computed answers together like this actually gives the right total is not something to take for granted just because it worked once.</w:t>
+      </w:r>
+    </w:p>
+    <w:p>
+      <w:pPr>
+        <w:spacing w:after="200" w:line="276"/>
+      </w:pPr>
+      <w:r>
+        <w:t xml:space="preserve">It works here for a specific reason: every equation used to solve this circuit — Ohm's law, KCL, KVL — is linear, meaning doubling a source doubles its effect, and the response to two sources acting together is exactly the sum of their individual effects. This is exactly the same reason forces and fields from multiple charges simply added back in Chapters 2 and 3 — a mathematical property of linear systems generally, not a coincidence specific to this one resistor.</w:t>
+      </w:r>
+    </w:p>
+    <w:p>
+      <w:pPr>
+        <w:spacing w:after="200" w:line="276"/>
+      </w:pPr>
+      <w:r>
+        <w:t xml:space="preserve">This is the superposition theorem, stated formally: in any linear circuit containing multiple independent sources, the voltage or current at any point can be found by considering each independent source separately — deactivating all other independent sources exactly as in the Thevenin-equivalent method of Chapter 31 (voltage sources shorted, current sources opened) — solving the resulting simpler circuit for the contribution of that one source alone, and then algebraically summing the individual contributions from every source to get the total.</w:t>
       </w:r>
     </w:p>
     <w:p>
@@ -18735,7 +19059,23 @@
         <w:spacing w:after="200" w:line="276"/>
       </w:pPr>
       <w:r>
-        <w:t xml:space="preserve">For a sinusoidal voltage v(t) = V_m cos(ωt) across an element carrying current i(t) = I_m cos(ωt − θ) (where θ is the phase angle by which current lags voltage, positive for an inductive load), the instantaneous power p(t) = v(t)i(t) oscillates in a generally complicated way, but its time-average — the quantity that actually matters for billing, heating, and most practical purposes — reduces to a clean, simple result:</w:t>
+        <w:t xml:space="preserve">Push down hard on a bicycle pedal at the exact top of its stroke, when it is momentarily motionless, and you can push as hard as you like — none of that force turns into useful pedaling, because at that instant your push and the pedal's own motion are at right angles to each other. Push the same pedal, the same force, once it has swept around to the side and is actually moving beneath your foot, and nearly all of that same push converts into forward motion. Your effort was identical in both cases; only the alignment between the push and the motion decided how much of it did anything useful.</w:t>
+      </w:r>
+    </w:p>
+    <w:p>
+      <w:pPr>
+        <w:spacing w:after="200" w:line="276"/>
+      </w:pPr>
+      <w:r>
+        <w:t xml:space="preserve">So how hard you push, multiplied by how fast the pedal is moving, does not by itself say how much of that effort actually goes into forward motion — alignment matters enormously, and a badly aligned push can involve just as much raw effort while accomplishing almost nothing. AC circuits split the same way. A load draws 8.0 A (RMS) from a 100 V (RMS) source, with the current arriving 53.1° out of step with the voltage. Multiply voltage by current directly, ignoring the misalignment, and the result is 100 × 8.0 = 800 — the total back-and-forth exchange between source and load, every cycle. Only part of that 800 is properly aligned and actually does useful work — 480, it turns out — and because the aligned and misaligned parts combine like two sides of a right triangle rather than by simple subtraction, recovering that 480 from the 800 takes the Pythagorean relationship developed below, not ordinary arithmetic.</w:t>
+      </w:r>
+    </w:p>
+    <w:p>
+      <w:pPr>
+        <w:spacing w:after="200" w:line="276"/>
+      </w:pPr>
+      <w:r>
+        <w:t xml:space="preserve">That total back-and-forth exchange is called apparent power; the portion actually delivered is real power; and the portion that sloshes back and forth without net transfer is reactive power. For a sinusoidal voltage v(t) = V_m cos(ωt) across an element carrying current i(t) = I_m cos(ωt − θ) (where θ is the phase angle by which current lags voltage, positive for an inductive load), the instantaneous power p(t) = v(t)i(t) oscillates in a generally complicated way, but its time-average — the quantity that actually matters for billing, heating, and most practical purposes — reduces to a clean, simple result:</w:t>
       </w:r>
     </w:p>
     <w:p>
@@ -19040,7 +19380,7 @@
         <w:spacing w:after="200" w:line="276"/>
       </w:pPr>
       <w:r>
-        <w:t xml:space="preserve">Since a low power factor arises from a load's net reactance (Chapter 35) — most commonly inductive, as in motors and transformers, which draw lagging current — the standard remedy is to add capacitors in parallel with the load, specifically sized so that the capacitor's own reactive power partially or fully cancels the load's inductive reactive power. Because reactive power, unlike real power, is not consumed but merely exchanged back and forth each cycle, a capacitor's leading reactive contribution and an inductor's lagging reactive contribution genuinely cancel in the net reactive-power total seen by the source, reducing S (and hence the current the source and wiring must supply) for the same real power P actually being delivered to the load — without needing to modify the load itself in any way, since the correcting capacitors are added entirely separately, typically right at the point where power enters an industrial facility.</w:t>
+        <w:t xml:space="preserve">Since a low power factor arises from a load's net reactance — the imaginary part of its impedance, made precise in Chapter 37 — most commonly inductive, as in motors and transformers, which draw lagging current — the standard remedy is to add capacitors in parallel with the load, specifically sized so that the capacitor's own reactive power partially or fully cancels the load's inductive reactive power. Because reactive power, unlike real power, is not consumed but merely exchanged back and forth each cycle, a capacitor's leading reactive contribution and an inductor's lagging reactive contribution genuinely cancel in the net reactive-power total seen by the source, reducing S (and hence the current the source and wiring must supply) for the same real power P actually being delivered to the load — without needing to modify the load itself in any way, since the correcting capacitors are added entirely separately, typically right at the point where power enters an industrial facility.</w:t>
       </w:r>
     </w:p>
     <w:p>
@@ -19179,6 +19519,14 @@
       </w:pPr>
       <w:r>
         <w:t xml:space="preserve">37.1 The Series RLC Circuit</w:t>
+      </w:r>
+    </w:p>
+    <w:p>
+      <w:pPr>
+        <w:spacing w:after="200" w:line="276"/>
+      </w:pPr>
+      <w:r>
+        <w:t xml:space="preserve">Push a playground swing at random moments and it barely moves, no matter how hard you push — sometimes a push fights the swing's own motion, sometimes it helps, and the two roughly cancel out over time. Push it instead at exactly the swing's own natural rhythm, small push after small push, each one perfectly timed, and the swing climbs higher and higher, far beyond what any single push could produce alone. An RLC circuit has a natural rhythm of its own too, set by its inductor and capacitor, and driving it at exactly that frequency produces the same kind of buildup — not in how high something swings, but in how large a voltage appears across the inductor or capacitor individually, compared to the source driving the whole circuit.</w:t>
       </w:r>
     </w:p>
     <w:p>
@@ -19308,7 +19656,7 @@
           <w:sz w:val="19"/>
           <w:szCs w:val="19"/>
         </w:rPr>
-        <w:t xml:space="preserve">Figure 37.1 — Resonance curves at three values of Q: a higher Q gives a sharper, narrower peak.</w:t>
+        <w:t xml:space="preserve">Figure 37.1 — Resonance curves at three values of Q, the quality factor defined in §37.3: a higher Q gives a sharper, narrower peak.</w:t>
       </w:r>
     </w:p>
     <w:p>
@@ -19334,10 +19682,10 @@
           <w:b/>
           <w:bCs/>
         </w:rPr>
-        <w:t xml:space="preserve">Resonance is the frequency at which inductive and capacitive reactance exactly cancel.</w:t>
-      </w:r>
-      <w:r>
-        <w:t xml:space="preserve"> Below resonance, a series RLC circuit's net reactance is capacitive (current leads voltage); above resonance, it is inductive (current lags voltage); exactly at resonance, the circuit is purely resistive, current and voltage are in phase, and the power factor is exactly 1.</w:t>
+        <w:t xml:space="preserve">Resonance is the frequency at which inductive and capacitive reactance precisely cancel.</w:t>
+      </w:r>
+      <w:r>
+        <w:t xml:space="preserve"> Below resonance, a series RLC circuit's net reactance is capacitive (current leads voltage); above resonance, it is inductive (current lags voltage); exactly at resonance, the circuit is purely resistive, current and voltage are in phase, and the power factor is 1.</w:t>
       </w:r>
     </w:p>
     <w:p>
@@ -19460,7 +19808,7 @@
           <w:sz w:val="19"/>
           <w:szCs w:val="19"/>
         </w:rPr>
-        <w:t xml:space="preserve">Figure 37.2 — A first-order low-pass response: flat below the corner frequency, falling at -20 dB/decade above it.</w:t>
+        <w:t xml:space="preserve">Figure 37.2 — A first-order low-pass response: flat below the corner (cutoff) frequency, falling at -20 dB/decade above it — a standard measure of how steeply the response drops per tenfold rise in frequency.</w:t>
       </w:r>
     </w:p>
     <w:p>
@@ -19477,7 +19825,7 @@
         <w:spacing w:after="200" w:line="276"/>
       </w:pPr>
       <w:r>
-        <w:t xml:space="preserve">Two coils placed near each other share magnetic flux, so that a changing current in one coil (Chapter 11) induces a voltage in the other — this coupling is quantified by the mutual inductance M, and it is the physical basis of the transformer, one of the most important devices in all of electrical power engineering. An ideal transformer, with N₁ turns on its primary winding and N₂ turns on its secondary, relates the two windings' voltages and currents by the turns ratio:</w:t>
+        <w:t xml:space="preserve">Two coils placed near each other share magnetic flux, so that a changing current in one coil (Chapter 11) induces a voltage in the other. This coupling is quantified by the mutual inductance M, defined so that a changing current in one coil induces an EMF in the other, ε2 = −M dI1/dt (and, symmetrically, ε1 = −M dI2/dt), measured, like self-inductance, in henries (H). Mutual inductance is the physical basis of the transformer, one of the most important devices in all of electrical power engineering. An ideal transformer, with N₁ turns on its primary winding and N₂ turns on its secondary, relates the two windings' voltages and currents by the turns ratio:</w:t>
       </w:r>
     </w:p>
     <w:p>
@@ -27797,7 +28145,14 @@
     <w:basedOn w:val="Normal"/>
     <w:next w:val="Normal"/>
     <w:qFormat/>
+    <w:pPr>
+      <w:jc w:val="center"/>
+    </w:pPr>
     <w:rPr>
+      <w:rFonts w:ascii="Amazon Ember" w:hAnsi="Amazon Ember" w:cs="Amazon Ember"/>
+      <w:b/>
+      <w:bCs/>
+      <w:color w:val="0000FF"/>
       <w:sz w:val="56"/>
       <w:szCs w:val="56"/>
     </w:rPr>
@@ -27807,10 +28162,16 @@
     <w:basedOn w:val="Normal"/>
     <w:next w:val="Normal"/>
     <w:qFormat/>
+    <w:pPr>
+      <w:jc w:val="center"/>
+    </w:pPr>
     <w:rPr>
-      <w:color w:val="2E74B5"/>
-      <w:sz w:val="32"/>
-      <w:szCs w:val="32"/>
+      <w:rFonts w:ascii="Amazon Ember" w:hAnsi="Amazon Ember" w:cs="Amazon Ember"/>
+      <w:b/>
+      <w:bCs/>
+      <w:color w:val="0000FF"/>
+      <w:sz w:val="36"/>
+      <w:szCs w:val="36"/>
     </w:rPr>
   </w:style>
   <w:style w:type="paragraph" w:styleId="Heading2">
@@ -27818,8 +28179,14 @@
     <w:basedOn w:val="Normal"/>
     <w:next w:val="Normal"/>
     <w:qFormat/>
+    <w:pPr>
+      <w:jc w:val="center"/>
+    </w:pPr>
     <w:rPr>
-      <w:color w:val="2E74B5"/>
+      <w:rFonts w:ascii="Amazon Ember" w:hAnsi="Amazon Ember" w:cs="Amazon Ember"/>
+      <w:b/>
+      <w:bCs/>
+      <w:color w:val="0000FF"/>
       <w:sz w:val="26"/>
       <w:szCs w:val="26"/>
     </w:rPr>
@@ -27829,8 +28196,14 @@
     <w:basedOn w:val="Normal"/>
     <w:next w:val="Normal"/>
     <w:qFormat/>
+    <w:pPr>
+      <w:jc w:val="center"/>
+    </w:pPr>
     <w:rPr>
-      <w:color w:val="1F4D78"/>
+      <w:rFonts w:ascii="Amazon Ember" w:hAnsi="Amazon Ember" w:cs="Amazon Ember"/>
+      <w:b/>
+      <w:bCs/>
+      <w:color w:val="0000FF"/>
       <w:sz w:val="24"/>
       <w:szCs w:val="24"/>
     </w:rPr>

--- a/EE - Series/Foundations_Book1.docx
+++ b/EE - Series/Foundations_Book1.docx
@@ -277,7 +277,7 @@
         <w:spacing w:after="200" w:line="276"/>
       </w:pPr>
       <w:r>
-        <w:t xml:space="preserve">The overall arc runs from foundations (this book) through core circuits and semiconductor devices, out into RF, microwave, and mmWave engineering, across the wireless, radar, and signal-processing systems built from them, through power and control engineering, and finally into the practical disciplines — layout, simulation, debugging — and the emerging technologies that will define the field's next decade. The full list:</w:t>
+        <w:t>The overall arc runs from foundations (this book) through circuits, components, and control, and through semiconductor devices, out into RF, microwave, and millimeter-wave engineering, across the communication and wireless systems built from them, through power and energy, and finally into the physical product: packaging, layout, electromagnetic compatibility, and test, where every earlier book meets the others. The full list:</w:t>
       </w:r>
     </w:p>
     <w:tbl>
